--- a/LAB211/03_J1.L.P0037.EmployeePayrollManagementSystem_450LOCs/Report_EmployeePayrollManagementSystem.docx
+++ b/LAB211/03_J1.L.P0037.EmployeePayrollManagementSystem_450LOCs/Report_EmployeePayrollManagementSystem.docx
@@ -4,6 +4,9 @@
   <w:body>
     <w:p>
       <w:r>
+        <w:rPr>
+          <w:noProof/>
+        </w:rPr>
         <w:drawing>
           <wp:anchor distT="0" distB="0" distL="114300" distR="114300" simplePos="0" relativeHeight="251658240" behindDoc="0" locked="0" layoutInCell="1" allowOverlap="1" wp14:anchorId="7131E974" wp14:editId="27B0B3BB">
             <wp:simplePos x="0" y="0"/>
@@ -58,14 +61,3050 @@
         <w:br w:type="page"/>
       </w:r>
     </w:p>
+    <w:sdt>
+      <w:sdtPr>
+        <w:id w:val="2112778095"/>
+        <w:docPartObj>
+          <w:docPartGallery w:val="Table of Contents"/>
+          <w:docPartUnique/>
+        </w:docPartObj>
+      </w:sdtPr>
+      <w:sdtEndPr>
+        <w:rPr>
+          <w:rFonts w:ascii="Calibri" w:eastAsiaTheme="minorEastAsia" w:hAnsi="Calibri" w:cstheme="minorBidi"/>
+          <w:noProof/>
+          <w:color w:val="auto"/>
+          <w:sz w:val="22"/>
+          <w:szCs w:val="22"/>
+        </w:rPr>
+      </w:sdtEndPr>
+      <w:sdtContent>
+        <w:p>
+          <w:pPr>
+            <w:pStyle w:val="TOCHeading"/>
+          </w:pPr>
+          <w:r>
+            <w:t>Contents</w:t>
+          </w:r>
+        </w:p>
+        <w:p>
+          <w:pPr>
+            <w:pStyle w:val="TOC1"/>
+            <w:tabs>
+              <w:tab w:val="right" w:leader="dot" w:pos="8630"/>
+            </w:tabs>
+            <w:rPr>
+              <w:rFonts w:asciiTheme="minorHAnsi" w:hAnsiTheme="minorHAnsi"/>
+              <w:noProof/>
+              <w:kern w:val="2"/>
+              <w:sz w:val="24"/>
+              <w:szCs w:val="24"/>
+              <w14:ligatures w14:val="standardContextual"/>
+            </w:rPr>
+          </w:pPr>
+          <w:r>
+            <w:fldChar w:fldCharType="begin"/>
+          </w:r>
+          <w:r>
+            <w:instrText xml:space="preserve"> TOC \o "1-3" \h \z \u </w:instrText>
+          </w:r>
+          <w:r>
+            <w:fldChar w:fldCharType="separate"/>
+          </w:r>
+          <w:hyperlink w:anchor="_Toc233722159" w:history="1">
+            <w:r>
+              <w:rPr>
+                <w:rStyle w:val="Hyperlink"/>
+                <w:noProof/>
+              </w:rPr>
+              <w:t>1. Project Overview</w:t>
+            </w:r>
+            <w:r>
+              <w:rPr>
+                <w:noProof/>
+                <w:webHidden/>
+              </w:rPr>
+              <w:tab/>
+            </w:r>
+            <w:r>
+              <w:rPr>
+                <w:noProof/>
+                <w:webHidden/>
+              </w:rPr>
+              <w:fldChar w:fldCharType="begin"/>
+            </w:r>
+            <w:r>
+              <w:rPr>
+                <w:noProof/>
+                <w:webHidden/>
+              </w:rPr>
+              <w:instrText xml:space="preserve"> PAGEREF _Toc233722159 \h </w:instrText>
+            </w:r>
+            <w:r>
+              <w:rPr>
+                <w:noProof/>
+                <w:webHidden/>
+              </w:rPr>
+            </w:r>
+            <w:r>
+              <w:rPr>
+                <w:noProof/>
+                <w:webHidden/>
+              </w:rPr>
+              <w:fldChar w:fldCharType="separate"/>
+            </w:r>
+            <w:r>
+              <w:rPr>
+                <w:noProof/>
+                <w:webHidden/>
+              </w:rPr>
+              <w:t>2</w:t>
+            </w:r>
+            <w:r>
+              <w:rPr>
+                <w:noProof/>
+                <w:webHidden/>
+              </w:rPr>
+              <w:fldChar w:fldCharType="end"/>
+            </w:r>
+          </w:hyperlink>
+        </w:p>
+        <w:p>
+          <w:pPr>
+            <w:pStyle w:val="TOC2"/>
+            <w:tabs>
+              <w:tab w:val="right" w:leader="dot" w:pos="8630"/>
+            </w:tabs>
+            <w:rPr>
+              <w:rFonts w:asciiTheme="minorHAnsi" w:hAnsiTheme="minorHAnsi"/>
+              <w:noProof/>
+              <w:kern w:val="2"/>
+              <w:sz w:val="24"/>
+              <w:szCs w:val="24"/>
+              <w14:ligatures w14:val="standardContextual"/>
+            </w:rPr>
+          </w:pPr>
+          <w:hyperlink w:anchor="_Toc233722160" w:history="1">
+            <w:r>
+              <w:rPr>
+                <w:rStyle w:val="Hyperlink"/>
+                <w:noProof/>
+              </w:rPr>
+              <w:t>Main Features:</w:t>
+            </w:r>
+            <w:r>
+              <w:rPr>
+                <w:noProof/>
+                <w:webHidden/>
+              </w:rPr>
+              <w:tab/>
+            </w:r>
+            <w:r>
+              <w:rPr>
+                <w:noProof/>
+                <w:webHidden/>
+              </w:rPr>
+              <w:fldChar w:fldCharType="begin"/>
+            </w:r>
+            <w:r>
+              <w:rPr>
+                <w:noProof/>
+                <w:webHidden/>
+              </w:rPr>
+              <w:instrText xml:space="preserve"> PAGEREF _Toc233722160 \h </w:instrText>
+            </w:r>
+            <w:r>
+              <w:rPr>
+                <w:noProof/>
+                <w:webHidden/>
+              </w:rPr>
+            </w:r>
+            <w:r>
+              <w:rPr>
+                <w:noProof/>
+                <w:webHidden/>
+              </w:rPr>
+              <w:fldChar w:fldCharType="separate"/>
+            </w:r>
+            <w:r>
+              <w:rPr>
+                <w:noProof/>
+                <w:webHidden/>
+              </w:rPr>
+              <w:t>2</w:t>
+            </w:r>
+            <w:r>
+              <w:rPr>
+                <w:noProof/>
+                <w:webHidden/>
+              </w:rPr>
+              <w:fldChar w:fldCharType="end"/>
+            </w:r>
+          </w:hyperlink>
+        </w:p>
+        <w:p>
+          <w:pPr>
+            <w:pStyle w:val="TOC2"/>
+            <w:tabs>
+              <w:tab w:val="right" w:leader="dot" w:pos="8630"/>
+            </w:tabs>
+            <w:rPr>
+              <w:rFonts w:asciiTheme="minorHAnsi" w:hAnsiTheme="minorHAnsi"/>
+              <w:noProof/>
+              <w:kern w:val="2"/>
+              <w:sz w:val="24"/>
+              <w:szCs w:val="24"/>
+              <w14:ligatures w14:val="standardContextual"/>
+            </w:rPr>
+          </w:pPr>
+          <w:hyperlink w:anchor="_Toc233722161" w:history="1">
+            <w:r>
+              <w:rPr>
+                <w:rStyle w:val="Hyperlink"/>
+                <w:noProof/>
+              </w:rPr>
+              <w:t>Access Control (Authorization):</w:t>
+            </w:r>
+            <w:r>
+              <w:rPr>
+                <w:noProof/>
+                <w:webHidden/>
+              </w:rPr>
+              <w:tab/>
+            </w:r>
+            <w:r>
+              <w:rPr>
+                <w:noProof/>
+                <w:webHidden/>
+              </w:rPr>
+              <w:fldChar w:fldCharType="begin"/>
+            </w:r>
+            <w:r>
+              <w:rPr>
+                <w:noProof/>
+                <w:webHidden/>
+              </w:rPr>
+              <w:instrText xml:space="preserve"> PAGEREF _Toc233722161 \h </w:instrText>
+            </w:r>
+            <w:r>
+              <w:rPr>
+                <w:noProof/>
+                <w:webHidden/>
+              </w:rPr>
+            </w:r>
+            <w:r>
+              <w:rPr>
+                <w:noProof/>
+                <w:webHidden/>
+              </w:rPr>
+              <w:fldChar w:fldCharType="separate"/>
+            </w:r>
+            <w:r>
+              <w:rPr>
+                <w:noProof/>
+                <w:webHidden/>
+              </w:rPr>
+              <w:t>2</w:t>
+            </w:r>
+            <w:r>
+              <w:rPr>
+                <w:noProof/>
+                <w:webHidden/>
+              </w:rPr>
+              <w:fldChar w:fldCharType="end"/>
+            </w:r>
+          </w:hyperlink>
+        </w:p>
+        <w:p>
+          <w:pPr>
+            <w:pStyle w:val="TOC2"/>
+            <w:tabs>
+              <w:tab w:val="right" w:leader="dot" w:pos="8630"/>
+            </w:tabs>
+            <w:rPr>
+              <w:rFonts w:asciiTheme="minorHAnsi" w:hAnsiTheme="minorHAnsi"/>
+              <w:noProof/>
+              <w:kern w:val="2"/>
+              <w:sz w:val="24"/>
+              <w:szCs w:val="24"/>
+              <w14:ligatures w14:val="standardContextual"/>
+            </w:rPr>
+          </w:pPr>
+          <w:hyperlink w:anchor="_Toc233722162" w:history="1">
+            <w:r>
+              <w:rPr>
+                <w:rStyle w:val="Hyperlink"/>
+                <w:noProof/>
+              </w:rPr>
+              <w:t>Data Constraints:</w:t>
+            </w:r>
+            <w:r>
+              <w:rPr>
+                <w:noProof/>
+                <w:webHidden/>
+              </w:rPr>
+              <w:tab/>
+            </w:r>
+            <w:r>
+              <w:rPr>
+                <w:noProof/>
+                <w:webHidden/>
+              </w:rPr>
+              <w:fldChar w:fldCharType="begin"/>
+            </w:r>
+            <w:r>
+              <w:rPr>
+                <w:noProof/>
+                <w:webHidden/>
+              </w:rPr>
+              <w:instrText xml:space="preserve"> PAGEREF _Toc233722162 \h </w:instrText>
+            </w:r>
+            <w:r>
+              <w:rPr>
+                <w:noProof/>
+                <w:webHidden/>
+              </w:rPr>
+            </w:r>
+            <w:r>
+              <w:rPr>
+                <w:noProof/>
+                <w:webHidden/>
+              </w:rPr>
+              <w:fldChar w:fldCharType="separate"/>
+            </w:r>
+            <w:r>
+              <w:rPr>
+                <w:noProof/>
+                <w:webHidden/>
+              </w:rPr>
+              <w:t>3</w:t>
+            </w:r>
+            <w:r>
+              <w:rPr>
+                <w:noProof/>
+                <w:webHidden/>
+              </w:rPr>
+              <w:fldChar w:fldCharType="end"/>
+            </w:r>
+          </w:hyperlink>
+        </w:p>
+        <w:p>
+          <w:pPr>
+            <w:pStyle w:val="TOC2"/>
+            <w:tabs>
+              <w:tab w:val="right" w:leader="dot" w:pos="8630"/>
+            </w:tabs>
+            <w:rPr>
+              <w:rFonts w:asciiTheme="minorHAnsi" w:hAnsiTheme="minorHAnsi"/>
+              <w:noProof/>
+              <w:kern w:val="2"/>
+              <w:sz w:val="24"/>
+              <w:szCs w:val="24"/>
+              <w14:ligatures w14:val="standardContextual"/>
+            </w:rPr>
+          </w:pPr>
+          <w:hyperlink w:anchor="_Toc233722163" w:history="1">
+            <w:r>
+              <w:rPr>
+                <w:rStyle w:val="Hyperlink"/>
+                <w:noProof/>
+              </w:rPr>
+              <w:t>Meal Allowance Constraints (Phu cap an):</w:t>
+            </w:r>
+            <w:r>
+              <w:rPr>
+                <w:noProof/>
+                <w:webHidden/>
+              </w:rPr>
+              <w:tab/>
+            </w:r>
+            <w:r>
+              <w:rPr>
+                <w:noProof/>
+                <w:webHidden/>
+              </w:rPr>
+              <w:fldChar w:fldCharType="begin"/>
+            </w:r>
+            <w:r>
+              <w:rPr>
+                <w:noProof/>
+                <w:webHidden/>
+              </w:rPr>
+              <w:instrText xml:space="preserve"> PAGEREF _Toc233722163 \h </w:instrText>
+            </w:r>
+            <w:r>
+              <w:rPr>
+                <w:noProof/>
+                <w:webHidden/>
+              </w:rPr>
+            </w:r>
+            <w:r>
+              <w:rPr>
+                <w:noProof/>
+                <w:webHidden/>
+              </w:rPr>
+              <w:fldChar w:fldCharType="separate"/>
+            </w:r>
+            <w:r>
+              <w:rPr>
+                <w:noProof/>
+                <w:webHidden/>
+              </w:rPr>
+              <w:t>3</w:t>
+            </w:r>
+            <w:r>
+              <w:rPr>
+                <w:noProof/>
+                <w:webHidden/>
+              </w:rPr>
+              <w:fldChar w:fldCharType="end"/>
+            </w:r>
+          </w:hyperlink>
+        </w:p>
+        <w:p>
+          <w:pPr>
+            <w:pStyle w:val="TOC1"/>
+            <w:tabs>
+              <w:tab w:val="right" w:leader="dot" w:pos="8630"/>
+            </w:tabs>
+            <w:rPr>
+              <w:rFonts w:asciiTheme="minorHAnsi" w:hAnsiTheme="minorHAnsi"/>
+              <w:noProof/>
+              <w:kern w:val="2"/>
+              <w:sz w:val="24"/>
+              <w:szCs w:val="24"/>
+              <w14:ligatures w14:val="standardContextual"/>
+            </w:rPr>
+          </w:pPr>
+          <w:hyperlink w:anchor="_Toc233722164" w:history="1">
+            <w:r>
+              <w:rPr>
+                <w:rStyle w:val="Hyperlink"/>
+                <w:noProof/>
+              </w:rPr>
+              <w:t>2. Class Diagram &amp; UML</w:t>
+            </w:r>
+            <w:r>
+              <w:rPr>
+                <w:noProof/>
+                <w:webHidden/>
+              </w:rPr>
+              <w:tab/>
+            </w:r>
+            <w:r>
+              <w:rPr>
+                <w:noProof/>
+                <w:webHidden/>
+              </w:rPr>
+              <w:fldChar w:fldCharType="begin"/>
+            </w:r>
+            <w:r>
+              <w:rPr>
+                <w:noProof/>
+                <w:webHidden/>
+              </w:rPr>
+              <w:instrText xml:space="preserve"> PAGEREF _Toc233722164 \h </w:instrText>
+            </w:r>
+            <w:r>
+              <w:rPr>
+                <w:noProof/>
+                <w:webHidden/>
+              </w:rPr>
+            </w:r>
+            <w:r>
+              <w:rPr>
+                <w:noProof/>
+                <w:webHidden/>
+              </w:rPr>
+              <w:fldChar w:fldCharType="separate"/>
+            </w:r>
+            <w:r>
+              <w:rPr>
+                <w:noProof/>
+                <w:webHidden/>
+              </w:rPr>
+              <w:t>4</w:t>
+            </w:r>
+            <w:r>
+              <w:rPr>
+                <w:noProof/>
+                <w:webHidden/>
+              </w:rPr>
+              <w:fldChar w:fldCharType="end"/>
+            </w:r>
+          </w:hyperlink>
+        </w:p>
+        <w:p>
+          <w:pPr>
+            <w:pStyle w:val="TOC2"/>
+            <w:tabs>
+              <w:tab w:val="right" w:leader="dot" w:pos="8630"/>
+            </w:tabs>
+            <w:rPr>
+              <w:rFonts w:asciiTheme="minorHAnsi" w:hAnsiTheme="minorHAnsi"/>
+              <w:noProof/>
+              <w:kern w:val="2"/>
+              <w:sz w:val="24"/>
+              <w:szCs w:val="24"/>
+              <w14:ligatures w14:val="standardContextual"/>
+            </w:rPr>
+          </w:pPr>
+          <w:hyperlink w:anchor="_Toc233722165" w:history="1">
+            <w:r>
+              <w:rPr>
+                <w:rStyle w:val="Hyperlink"/>
+                <w:noProof/>
+              </w:rPr>
+              <w:t>2.1. Class Diagram</w:t>
+            </w:r>
+            <w:r>
+              <w:rPr>
+                <w:noProof/>
+                <w:webHidden/>
+              </w:rPr>
+              <w:tab/>
+            </w:r>
+            <w:r>
+              <w:rPr>
+                <w:noProof/>
+                <w:webHidden/>
+              </w:rPr>
+              <w:fldChar w:fldCharType="begin"/>
+            </w:r>
+            <w:r>
+              <w:rPr>
+                <w:noProof/>
+                <w:webHidden/>
+              </w:rPr>
+              <w:instrText xml:space="preserve"> PAGEREF _Toc233722165 \h </w:instrText>
+            </w:r>
+            <w:r>
+              <w:rPr>
+                <w:noProof/>
+                <w:webHidden/>
+              </w:rPr>
+            </w:r>
+            <w:r>
+              <w:rPr>
+                <w:noProof/>
+                <w:webHidden/>
+              </w:rPr>
+              <w:fldChar w:fldCharType="separate"/>
+            </w:r>
+            <w:r>
+              <w:rPr>
+                <w:noProof/>
+                <w:webHidden/>
+              </w:rPr>
+              <w:t>4</w:t>
+            </w:r>
+            <w:r>
+              <w:rPr>
+                <w:noProof/>
+                <w:webHidden/>
+              </w:rPr>
+              <w:fldChar w:fldCharType="end"/>
+            </w:r>
+          </w:hyperlink>
+        </w:p>
+        <w:p>
+          <w:pPr>
+            <w:pStyle w:val="TOC3"/>
+            <w:tabs>
+              <w:tab w:val="right" w:leader="dot" w:pos="8630"/>
+            </w:tabs>
+            <w:rPr>
+              <w:rFonts w:asciiTheme="minorHAnsi" w:hAnsiTheme="minorHAnsi"/>
+              <w:noProof/>
+              <w:kern w:val="2"/>
+              <w:sz w:val="24"/>
+              <w:szCs w:val="24"/>
+              <w14:ligatures w14:val="standardContextual"/>
+            </w:rPr>
+          </w:pPr>
+          <w:hyperlink w:anchor="_Toc233722166" w:history="1">
+            <w:r>
+              <w:rPr>
+                <w:rStyle w:val="Hyperlink"/>
+                <w:noProof/>
+              </w:rPr>
+              <w:t>Class Relationships:</w:t>
+            </w:r>
+            <w:r>
+              <w:rPr>
+                <w:noProof/>
+                <w:webHidden/>
+              </w:rPr>
+              <w:tab/>
+            </w:r>
+            <w:r>
+              <w:rPr>
+                <w:noProof/>
+                <w:webHidden/>
+              </w:rPr>
+              <w:fldChar w:fldCharType="begin"/>
+            </w:r>
+            <w:r>
+              <w:rPr>
+                <w:noProof/>
+                <w:webHidden/>
+              </w:rPr>
+              <w:instrText xml:space="preserve"> PAGEREF _Toc233722166 \h </w:instrText>
+            </w:r>
+            <w:r>
+              <w:rPr>
+                <w:noProof/>
+                <w:webHidden/>
+              </w:rPr>
+            </w:r>
+            <w:r>
+              <w:rPr>
+                <w:noProof/>
+                <w:webHidden/>
+              </w:rPr>
+              <w:fldChar w:fldCharType="separate"/>
+            </w:r>
+            <w:r>
+              <w:rPr>
+                <w:noProof/>
+                <w:webHidden/>
+              </w:rPr>
+              <w:t>4</w:t>
+            </w:r>
+            <w:r>
+              <w:rPr>
+                <w:noProof/>
+                <w:webHidden/>
+              </w:rPr>
+              <w:fldChar w:fldCharType="end"/>
+            </w:r>
+          </w:hyperlink>
+        </w:p>
+        <w:p>
+          <w:pPr>
+            <w:pStyle w:val="TOC2"/>
+            <w:tabs>
+              <w:tab w:val="right" w:leader="dot" w:pos="8630"/>
+            </w:tabs>
+            <w:rPr>
+              <w:rFonts w:asciiTheme="minorHAnsi" w:hAnsiTheme="minorHAnsi"/>
+              <w:noProof/>
+              <w:kern w:val="2"/>
+              <w:sz w:val="24"/>
+              <w:szCs w:val="24"/>
+              <w14:ligatures w14:val="standardContextual"/>
+            </w:rPr>
+          </w:pPr>
+          <w:hyperlink w:anchor="_Toc233722167" w:history="1">
+            <w:r>
+              <w:rPr>
+                <w:rStyle w:val="Hyperlink"/>
+                <w:noProof/>
+              </w:rPr>
+              <w:t>2.2. Use Case Diagram</w:t>
+            </w:r>
+            <w:r>
+              <w:rPr>
+                <w:noProof/>
+                <w:webHidden/>
+              </w:rPr>
+              <w:tab/>
+            </w:r>
+            <w:r>
+              <w:rPr>
+                <w:noProof/>
+                <w:webHidden/>
+              </w:rPr>
+              <w:fldChar w:fldCharType="begin"/>
+            </w:r>
+            <w:r>
+              <w:rPr>
+                <w:noProof/>
+                <w:webHidden/>
+              </w:rPr>
+              <w:instrText xml:space="preserve"> PAGEREF _Toc233722167 \h </w:instrText>
+            </w:r>
+            <w:r>
+              <w:rPr>
+                <w:noProof/>
+                <w:webHidden/>
+              </w:rPr>
+            </w:r>
+            <w:r>
+              <w:rPr>
+                <w:noProof/>
+                <w:webHidden/>
+              </w:rPr>
+              <w:fldChar w:fldCharType="separate"/>
+            </w:r>
+            <w:r>
+              <w:rPr>
+                <w:noProof/>
+                <w:webHidden/>
+              </w:rPr>
+              <w:t>5</w:t>
+            </w:r>
+            <w:r>
+              <w:rPr>
+                <w:noProof/>
+                <w:webHidden/>
+              </w:rPr>
+              <w:fldChar w:fldCharType="end"/>
+            </w:r>
+          </w:hyperlink>
+        </w:p>
+        <w:p>
+          <w:pPr>
+            <w:pStyle w:val="TOC1"/>
+            <w:tabs>
+              <w:tab w:val="right" w:leader="dot" w:pos="8630"/>
+            </w:tabs>
+            <w:rPr>
+              <w:rFonts w:asciiTheme="minorHAnsi" w:hAnsiTheme="minorHAnsi"/>
+              <w:noProof/>
+              <w:kern w:val="2"/>
+              <w:sz w:val="24"/>
+              <w:szCs w:val="24"/>
+              <w14:ligatures w14:val="standardContextual"/>
+            </w:rPr>
+          </w:pPr>
+          <w:hyperlink w:anchor="_Toc233722168" w:history="1">
+            <w:r>
+              <w:rPr>
+                <w:rStyle w:val="Hyperlink"/>
+                <w:noProof/>
+              </w:rPr>
+              <w:t>4. Class Descriptions</w:t>
+            </w:r>
+            <w:r>
+              <w:rPr>
+                <w:noProof/>
+                <w:webHidden/>
+              </w:rPr>
+              <w:tab/>
+            </w:r>
+            <w:r>
+              <w:rPr>
+                <w:noProof/>
+                <w:webHidden/>
+              </w:rPr>
+              <w:fldChar w:fldCharType="begin"/>
+            </w:r>
+            <w:r>
+              <w:rPr>
+                <w:noProof/>
+                <w:webHidden/>
+              </w:rPr>
+              <w:instrText xml:space="preserve"> PAGEREF _Toc233722168 \h </w:instrText>
+            </w:r>
+            <w:r>
+              <w:rPr>
+                <w:noProof/>
+                <w:webHidden/>
+              </w:rPr>
+            </w:r>
+            <w:r>
+              <w:rPr>
+                <w:noProof/>
+                <w:webHidden/>
+              </w:rPr>
+              <w:fldChar w:fldCharType="separate"/>
+            </w:r>
+            <w:r>
+              <w:rPr>
+                <w:noProof/>
+                <w:webHidden/>
+              </w:rPr>
+              <w:t>5</w:t>
+            </w:r>
+            <w:r>
+              <w:rPr>
+                <w:noProof/>
+                <w:webHidden/>
+              </w:rPr>
+              <w:fldChar w:fldCharType="end"/>
+            </w:r>
+          </w:hyperlink>
+        </w:p>
+        <w:p>
+          <w:pPr>
+            <w:pStyle w:val="TOC2"/>
+            <w:tabs>
+              <w:tab w:val="right" w:leader="dot" w:pos="8630"/>
+            </w:tabs>
+            <w:rPr>
+              <w:rFonts w:asciiTheme="minorHAnsi" w:hAnsiTheme="minorHAnsi"/>
+              <w:noProof/>
+              <w:kern w:val="2"/>
+              <w:sz w:val="24"/>
+              <w:szCs w:val="24"/>
+              <w14:ligatures w14:val="standardContextual"/>
+            </w:rPr>
+          </w:pPr>
+          <w:hyperlink w:anchor="_Toc233722169" w:history="1">
+            <w:r>
+              <w:rPr>
+                <w:rStyle w:val="Hyperlink"/>
+                <w:noProof/>
+              </w:rPr>
+              <w:t>4.1. Model Layer</w:t>
+            </w:r>
+            <w:r>
+              <w:rPr>
+                <w:noProof/>
+                <w:webHidden/>
+              </w:rPr>
+              <w:tab/>
+            </w:r>
+            <w:r>
+              <w:rPr>
+                <w:noProof/>
+                <w:webHidden/>
+              </w:rPr>
+              <w:fldChar w:fldCharType="begin"/>
+            </w:r>
+            <w:r>
+              <w:rPr>
+                <w:noProof/>
+                <w:webHidden/>
+              </w:rPr>
+              <w:instrText xml:space="preserve"> PAGEREF _Toc233722169 \h </w:instrText>
+            </w:r>
+            <w:r>
+              <w:rPr>
+                <w:noProof/>
+                <w:webHidden/>
+              </w:rPr>
+            </w:r>
+            <w:r>
+              <w:rPr>
+                <w:noProof/>
+                <w:webHidden/>
+              </w:rPr>
+              <w:fldChar w:fldCharType="separate"/>
+            </w:r>
+            <w:r>
+              <w:rPr>
+                <w:noProof/>
+                <w:webHidden/>
+              </w:rPr>
+              <w:t>5</w:t>
+            </w:r>
+            <w:r>
+              <w:rPr>
+                <w:noProof/>
+                <w:webHidden/>
+              </w:rPr>
+              <w:fldChar w:fldCharType="end"/>
+            </w:r>
+          </w:hyperlink>
+        </w:p>
+        <w:p>
+          <w:pPr>
+            <w:pStyle w:val="TOC2"/>
+            <w:tabs>
+              <w:tab w:val="right" w:leader="dot" w:pos="8630"/>
+            </w:tabs>
+            <w:rPr>
+              <w:rFonts w:asciiTheme="minorHAnsi" w:hAnsiTheme="minorHAnsi"/>
+              <w:noProof/>
+              <w:kern w:val="2"/>
+              <w:sz w:val="24"/>
+              <w:szCs w:val="24"/>
+              <w14:ligatures w14:val="standardContextual"/>
+            </w:rPr>
+          </w:pPr>
+          <w:hyperlink w:anchor="_Toc233722170" w:history="1">
+            <w:r>
+              <w:rPr>
+                <w:rStyle w:val="Hyperlink"/>
+                <w:noProof/>
+              </w:rPr>
+              <w:t>4.2. Factory Layer</w:t>
+            </w:r>
+            <w:r>
+              <w:rPr>
+                <w:noProof/>
+                <w:webHidden/>
+              </w:rPr>
+              <w:tab/>
+            </w:r>
+            <w:r>
+              <w:rPr>
+                <w:noProof/>
+                <w:webHidden/>
+              </w:rPr>
+              <w:fldChar w:fldCharType="begin"/>
+            </w:r>
+            <w:r>
+              <w:rPr>
+                <w:noProof/>
+                <w:webHidden/>
+              </w:rPr>
+              <w:instrText xml:space="preserve"> PAGEREF _Toc233722170 \h </w:instrText>
+            </w:r>
+            <w:r>
+              <w:rPr>
+                <w:noProof/>
+                <w:webHidden/>
+              </w:rPr>
+            </w:r>
+            <w:r>
+              <w:rPr>
+                <w:noProof/>
+                <w:webHidden/>
+              </w:rPr>
+              <w:fldChar w:fldCharType="separate"/>
+            </w:r>
+            <w:r>
+              <w:rPr>
+                <w:noProof/>
+                <w:webHidden/>
+              </w:rPr>
+              <w:t>7</w:t>
+            </w:r>
+            <w:r>
+              <w:rPr>
+                <w:noProof/>
+                <w:webHidden/>
+              </w:rPr>
+              <w:fldChar w:fldCharType="end"/>
+            </w:r>
+          </w:hyperlink>
+        </w:p>
+        <w:p>
+          <w:pPr>
+            <w:pStyle w:val="TOC2"/>
+            <w:tabs>
+              <w:tab w:val="right" w:leader="dot" w:pos="8630"/>
+            </w:tabs>
+            <w:rPr>
+              <w:rFonts w:asciiTheme="minorHAnsi" w:hAnsiTheme="minorHAnsi"/>
+              <w:noProof/>
+              <w:kern w:val="2"/>
+              <w:sz w:val="24"/>
+              <w:szCs w:val="24"/>
+              <w14:ligatures w14:val="standardContextual"/>
+            </w:rPr>
+          </w:pPr>
+          <w:hyperlink w:anchor="_Toc233722171" w:history="1">
+            <w:r>
+              <w:rPr>
+                <w:rStyle w:val="Hyperlink"/>
+                <w:noProof/>
+              </w:rPr>
+              <w:t>4.3. Tools Layer</w:t>
+            </w:r>
+            <w:r>
+              <w:rPr>
+                <w:noProof/>
+                <w:webHidden/>
+              </w:rPr>
+              <w:tab/>
+            </w:r>
+            <w:r>
+              <w:rPr>
+                <w:noProof/>
+                <w:webHidden/>
+              </w:rPr>
+              <w:fldChar w:fldCharType="begin"/>
+            </w:r>
+            <w:r>
+              <w:rPr>
+                <w:noProof/>
+                <w:webHidden/>
+              </w:rPr>
+              <w:instrText xml:space="preserve"> PAGEREF _Toc233722171 \h </w:instrText>
+            </w:r>
+            <w:r>
+              <w:rPr>
+                <w:noProof/>
+                <w:webHidden/>
+              </w:rPr>
+            </w:r>
+            <w:r>
+              <w:rPr>
+                <w:noProof/>
+                <w:webHidden/>
+              </w:rPr>
+              <w:fldChar w:fldCharType="separate"/>
+            </w:r>
+            <w:r>
+              <w:rPr>
+                <w:noProof/>
+                <w:webHidden/>
+              </w:rPr>
+              <w:t>7</w:t>
+            </w:r>
+            <w:r>
+              <w:rPr>
+                <w:noProof/>
+                <w:webHidden/>
+              </w:rPr>
+              <w:fldChar w:fldCharType="end"/>
+            </w:r>
+          </w:hyperlink>
+        </w:p>
+        <w:p>
+          <w:pPr>
+            <w:pStyle w:val="TOC2"/>
+            <w:tabs>
+              <w:tab w:val="right" w:leader="dot" w:pos="8630"/>
+            </w:tabs>
+            <w:rPr>
+              <w:rFonts w:asciiTheme="minorHAnsi" w:hAnsiTheme="minorHAnsi"/>
+              <w:noProof/>
+              <w:kern w:val="2"/>
+              <w:sz w:val="24"/>
+              <w:szCs w:val="24"/>
+              <w14:ligatures w14:val="standardContextual"/>
+            </w:rPr>
+          </w:pPr>
+          <w:hyperlink w:anchor="_Toc233722172" w:history="1">
+            <w:r>
+              <w:rPr>
+                <w:rStyle w:val="Hyperlink"/>
+                <w:noProof/>
+              </w:rPr>
+              <w:t>4.4. Business Layer</w:t>
+            </w:r>
+            <w:r>
+              <w:rPr>
+                <w:noProof/>
+                <w:webHidden/>
+              </w:rPr>
+              <w:tab/>
+            </w:r>
+            <w:r>
+              <w:rPr>
+                <w:noProof/>
+                <w:webHidden/>
+              </w:rPr>
+              <w:fldChar w:fldCharType="begin"/>
+            </w:r>
+            <w:r>
+              <w:rPr>
+                <w:noProof/>
+                <w:webHidden/>
+              </w:rPr>
+              <w:instrText xml:space="preserve"> PAGEREF _Toc233722172 \h </w:instrText>
+            </w:r>
+            <w:r>
+              <w:rPr>
+                <w:noProof/>
+                <w:webHidden/>
+              </w:rPr>
+            </w:r>
+            <w:r>
+              <w:rPr>
+                <w:noProof/>
+                <w:webHidden/>
+              </w:rPr>
+              <w:fldChar w:fldCharType="separate"/>
+            </w:r>
+            <w:r>
+              <w:rPr>
+                <w:noProof/>
+                <w:webHidden/>
+              </w:rPr>
+              <w:t>7</w:t>
+            </w:r>
+            <w:r>
+              <w:rPr>
+                <w:noProof/>
+                <w:webHidden/>
+              </w:rPr>
+              <w:fldChar w:fldCharType="end"/>
+            </w:r>
+          </w:hyperlink>
+        </w:p>
+        <w:p>
+          <w:pPr>
+            <w:pStyle w:val="TOC2"/>
+            <w:tabs>
+              <w:tab w:val="right" w:leader="dot" w:pos="8630"/>
+            </w:tabs>
+            <w:rPr>
+              <w:rFonts w:asciiTheme="minorHAnsi" w:hAnsiTheme="minorHAnsi"/>
+              <w:noProof/>
+              <w:kern w:val="2"/>
+              <w:sz w:val="24"/>
+              <w:szCs w:val="24"/>
+              <w14:ligatures w14:val="standardContextual"/>
+            </w:rPr>
+          </w:pPr>
+          <w:hyperlink w:anchor="_Toc233722173" w:history="1">
+            <w:r>
+              <w:rPr>
+                <w:rStyle w:val="Hyperlink"/>
+                <w:noProof/>
+              </w:rPr>
+              <w:t>4.5. Presentation Layer</w:t>
+            </w:r>
+            <w:r>
+              <w:rPr>
+                <w:noProof/>
+                <w:webHidden/>
+              </w:rPr>
+              <w:tab/>
+            </w:r>
+            <w:r>
+              <w:rPr>
+                <w:noProof/>
+                <w:webHidden/>
+              </w:rPr>
+              <w:fldChar w:fldCharType="begin"/>
+            </w:r>
+            <w:r>
+              <w:rPr>
+                <w:noProof/>
+                <w:webHidden/>
+              </w:rPr>
+              <w:instrText xml:space="preserve"> PAGEREF _Toc233722173 \h </w:instrText>
+            </w:r>
+            <w:r>
+              <w:rPr>
+                <w:noProof/>
+                <w:webHidden/>
+              </w:rPr>
+            </w:r>
+            <w:r>
+              <w:rPr>
+                <w:noProof/>
+                <w:webHidden/>
+              </w:rPr>
+              <w:fldChar w:fldCharType="separate"/>
+            </w:r>
+            <w:r>
+              <w:rPr>
+                <w:noProof/>
+                <w:webHidden/>
+              </w:rPr>
+              <w:t>8</w:t>
+            </w:r>
+            <w:r>
+              <w:rPr>
+                <w:noProof/>
+                <w:webHidden/>
+              </w:rPr>
+              <w:fldChar w:fldCharType="end"/>
+            </w:r>
+          </w:hyperlink>
+        </w:p>
+        <w:p>
+          <w:pPr>
+            <w:pStyle w:val="TOC1"/>
+            <w:tabs>
+              <w:tab w:val="right" w:leader="dot" w:pos="8630"/>
+            </w:tabs>
+            <w:rPr>
+              <w:rFonts w:asciiTheme="minorHAnsi" w:hAnsiTheme="minorHAnsi"/>
+              <w:noProof/>
+              <w:kern w:val="2"/>
+              <w:sz w:val="24"/>
+              <w:szCs w:val="24"/>
+              <w14:ligatures w14:val="standardContextual"/>
+            </w:rPr>
+          </w:pPr>
+          <w:hyperlink w:anchor="_Toc233722174" w:history="1">
+            <w:r>
+              <w:rPr>
+                <w:rStyle w:val="Hyperlink"/>
+                <w:noProof/>
+              </w:rPr>
+              <w:t>5. How to Run the Program</w:t>
+            </w:r>
+            <w:r>
+              <w:rPr>
+                <w:noProof/>
+                <w:webHidden/>
+              </w:rPr>
+              <w:tab/>
+            </w:r>
+            <w:r>
+              <w:rPr>
+                <w:noProof/>
+                <w:webHidden/>
+              </w:rPr>
+              <w:fldChar w:fldCharType="begin"/>
+            </w:r>
+            <w:r>
+              <w:rPr>
+                <w:noProof/>
+                <w:webHidden/>
+              </w:rPr>
+              <w:instrText xml:space="preserve"> PAGEREF _Toc233722174 \h </w:instrText>
+            </w:r>
+            <w:r>
+              <w:rPr>
+                <w:noProof/>
+                <w:webHidden/>
+              </w:rPr>
+            </w:r>
+            <w:r>
+              <w:rPr>
+                <w:noProof/>
+                <w:webHidden/>
+              </w:rPr>
+              <w:fldChar w:fldCharType="separate"/>
+            </w:r>
+            <w:r>
+              <w:rPr>
+                <w:noProof/>
+                <w:webHidden/>
+              </w:rPr>
+              <w:t>9</w:t>
+            </w:r>
+            <w:r>
+              <w:rPr>
+                <w:noProof/>
+                <w:webHidden/>
+              </w:rPr>
+              <w:fldChar w:fldCharType="end"/>
+            </w:r>
+          </w:hyperlink>
+        </w:p>
+        <w:p>
+          <w:pPr>
+            <w:pStyle w:val="TOC2"/>
+            <w:tabs>
+              <w:tab w:val="right" w:leader="dot" w:pos="8630"/>
+            </w:tabs>
+            <w:rPr>
+              <w:rFonts w:asciiTheme="minorHAnsi" w:hAnsiTheme="minorHAnsi"/>
+              <w:noProof/>
+              <w:kern w:val="2"/>
+              <w:sz w:val="24"/>
+              <w:szCs w:val="24"/>
+              <w14:ligatures w14:val="standardContextual"/>
+            </w:rPr>
+          </w:pPr>
+          <w:hyperlink w:anchor="_Toc233722175" w:history="1">
+            <w:r>
+              <w:rPr>
+                <w:rStyle w:val="Hyperlink"/>
+                <w:noProof/>
+              </w:rPr>
+              <w:t>5.1. System Requirements</w:t>
+            </w:r>
+            <w:r>
+              <w:rPr>
+                <w:noProof/>
+                <w:webHidden/>
+              </w:rPr>
+              <w:tab/>
+            </w:r>
+            <w:r>
+              <w:rPr>
+                <w:noProof/>
+                <w:webHidden/>
+              </w:rPr>
+              <w:fldChar w:fldCharType="begin"/>
+            </w:r>
+            <w:r>
+              <w:rPr>
+                <w:noProof/>
+                <w:webHidden/>
+              </w:rPr>
+              <w:instrText xml:space="preserve"> PAGEREF _Toc233722175 \h </w:instrText>
+            </w:r>
+            <w:r>
+              <w:rPr>
+                <w:noProof/>
+                <w:webHidden/>
+              </w:rPr>
+            </w:r>
+            <w:r>
+              <w:rPr>
+                <w:noProof/>
+                <w:webHidden/>
+              </w:rPr>
+              <w:fldChar w:fldCharType="separate"/>
+            </w:r>
+            <w:r>
+              <w:rPr>
+                <w:noProof/>
+                <w:webHidden/>
+              </w:rPr>
+              <w:t>9</w:t>
+            </w:r>
+            <w:r>
+              <w:rPr>
+                <w:noProof/>
+                <w:webHidden/>
+              </w:rPr>
+              <w:fldChar w:fldCharType="end"/>
+            </w:r>
+          </w:hyperlink>
+        </w:p>
+        <w:p>
+          <w:pPr>
+            <w:pStyle w:val="TOC2"/>
+            <w:tabs>
+              <w:tab w:val="right" w:leader="dot" w:pos="8630"/>
+            </w:tabs>
+            <w:rPr>
+              <w:rFonts w:asciiTheme="minorHAnsi" w:hAnsiTheme="minorHAnsi"/>
+              <w:noProof/>
+              <w:kern w:val="2"/>
+              <w:sz w:val="24"/>
+              <w:szCs w:val="24"/>
+              <w14:ligatures w14:val="standardContextual"/>
+            </w:rPr>
+          </w:pPr>
+          <w:hyperlink w:anchor="_Toc233722176" w:history="1">
+            <w:r>
+              <w:rPr>
+                <w:rStyle w:val="Hyperlink"/>
+                <w:noProof/>
+              </w:rPr>
+              <w:t>5.2. Running with IDE (IntelliJ IDEA)</w:t>
+            </w:r>
+            <w:r>
+              <w:rPr>
+                <w:noProof/>
+                <w:webHidden/>
+              </w:rPr>
+              <w:tab/>
+            </w:r>
+            <w:r>
+              <w:rPr>
+                <w:noProof/>
+                <w:webHidden/>
+              </w:rPr>
+              <w:fldChar w:fldCharType="begin"/>
+            </w:r>
+            <w:r>
+              <w:rPr>
+                <w:noProof/>
+                <w:webHidden/>
+              </w:rPr>
+              <w:instrText xml:space="preserve"> PAGEREF _Toc233722176 \h </w:instrText>
+            </w:r>
+            <w:r>
+              <w:rPr>
+                <w:noProof/>
+                <w:webHidden/>
+              </w:rPr>
+            </w:r>
+            <w:r>
+              <w:rPr>
+                <w:noProof/>
+                <w:webHidden/>
+              </w:rPr>
+              <w:fldChar w:fldCharType="separate"/>
+            </w:r>
+            <w:r>
+              <w:rPr>
+                <w:noProof/>
+                <w:webHidden/>
+              </w:rPr>
+              <w:t>9</w:t>
+            </w:r>
+            <w:r>
+              <w:rPr>
+                <w:noProof/>
+                <w:webHidden/>
+              </w:rPr>
+              <w:fldChar w:fldCharType="end"/>
+            </w:r>
+          </w:hyperlink>
+        </w:p>
+        <w:p>
+          <w:pPr>
+            <w:pStyle w:val="TOC2"/>
+            <w:tabs>
+              <w:tab w:val="right" w:leader="dot" w:pos="8630"/>
+            </w:tabs>
+            <w:rPr>
+              <w:rFonts w:asciiTheme="minorHAnsi" w:hAnsiTheme="minorHAnsi"/>
+              <w:noProof/>
+              <w:kern w:val="2"/>
+              <w:sz w:val="24"/>
+              <w:szCs w:val="24"/>
+              <w14:ligatures w14:val="standardContextual"/>
+            </w:rPr>
+          </w:pPr>
+          <w:hyperlink w:anchor="_Toc233722177" w:history="1">
+            <w:r>
+              <w:rPr>
+                <w:rStyle w:val="Hyperlink"/>
+                <w:noProof/>
+              </w:rPr>
+              <w:t>5.4. Default Accounts</w:t>
+            </w:r>
+            <w:r>
+              <w:rPr>
+                <w:noProof/>
+                <w:webHidden/>
+              </w:rPr>
+              <w:tab/>
+            </w:r>
+            <w:r>
+              <w:rPr>
+                <w:noProof/>
+                <w:webHidden/>
+              </w:rPr>
+              <w:fldChar w:fldCharType="begin"/>
+            </w:r>
+            <w:r>
+              <w:rPr>
+                <w:noProof/>
+                <w:webHidden/>
+              </w:rPr>
+              <w:instrText xml:space="preserve"> PAGEREF _Toc233722177 \h </w:instrText>
+            </w:r>
+            <w:r>
+              <w:rPr>
+                <w:noProof/>
+                <w:webHidden/>
+              </w:rPr>
+            </w:r>
+            <w:r>
+              <w:rPr>
+                <w:noProof/>
+                <w:webHidden/>
+              </w:rPr>
+              <w:fldChar w:fldCharType="separate"/>
+            </w:r>
+            <w:r>
+              <w:rPr>
+                <w:noProof/>
+                <w:webHidden/>
+              </w:rPr>
+              <w:t>9</w:t>
+            </w:r>
+            <w:r>
+              <w:rPr>
+                <w:noProof/>
+                <w:webHidden/>
+              </w:rPr>
+              <w:fldChar w:fldCharType="end"/>
+            </w:r>
+          </w:hyperlink>
+        </w:p>
+        <w:p>
+          <w:pPr>
+            <w:pStyle w:val="TOC2"/>
+            <w:tabs>
+              <w:tab w:val="right" w:leader="dot" w:pos="8630"/>
+            </w:tabs>
+            <w:rPr>
+              <w:rFonts w:asciiTheme="minorHAnsi" w:hAnsiTheme="minorHAnsi"/>
+              <w:noProof/>
+              <w:kern w:val="2"/>
+              <w:sz w:val="24"/>
+              <w:szCs w:val="24"/>
+              <w14:ligatures w14:val="standardContextual"/>
+            </w:rPr>
+          </w:pPr>
+          <w:hyperlink w:anchor="_Toc233722178" w:history="1">
+            <w:r>
+              <w:rPr>
+                <w:rStyle w:val="Hyperlink"/>
+                <w:noProof/>
+              </w:rPr>
+              <w:t>5.5. Startup / Login Screen</w:t>
+            </w:r>
+            <w:r>
+              <w:rPr>
+                <w:noProof/>
+                <w:webHidden/>
+              </w:rPr>
+              <w:tab/>
+            </w:r>
+            <w:r>
+              <w:rPr>
+                <w:noProof/>
+                <w:webHidden/>
+              </w:rPr>
+              <w:fldChar w:fldCharType="begin"/>
+            </w:r>
+            <w:r>
+              <w:rPr>
+                <w:noProof/>
+                <w:webHidden/>
+              </w:rPr>
+              <w:instrText xml:space="preserve"> PAGEREF _Toc233722178 \h </w:instrText>
+            </w:r>
+            <w:r>
+              <w:rPr>
+                <w:noProof/>
+                <w:webHidden/>
+              </w:rPr>
+            </w:r>
+            <w:r>
+              <w:rPr>
+                <w:noProof/>
+                <w:webHidden/>
+              </w:rPr>
+              <w:fldChar w:fldCharType="separate"/>
+            </w:r>
+            <w:r>
+              <w:rPr>
+                <w:noProof/>
+                <w:webHidden/>
+              </w:rPr>
+              <w:t>9</w:t>
+            </w:r>
+            <w:r>
+              <w:rPr>
+                <w:noProof/>
+                <w:webHidden/>
+              </w:rPr>
+              <w:fldChar w:fldCharType="end"/>
+            </w:r>
+          </w:hyperlink>
+        </w:p>
+        <w:p>
+          <w:pPr>
+            <w:pStyle w:val="TOC1"/>
+            <w:tabs>
+              <w:tab w:val="right" w:leader="dot" w:pos="8630"/>
+            </w:tabs>
+            <w:rPr>
+              <w:rFonts w:asciiTheme="minorHAnsi" w:hAnsiTheme="minorHAnsi"/>
+              <w:noProof/>
+              <w:kern w:val="2"/>
+              <w:sz w:val="24"/>
+              <w:szCs w:val="24"/>
+              <w14:ligatures w14:val="standardContextual"/>
+            </w:rPr>
+          </w:pPr>
+          <w:hyperlink w:anchor="_Toc233722179" w:history="1">
+            <w:r>
+              <w:rPr>
+                <w:rStyle w:val="Hyperlink"/>
+                <w:noProof/>
+              </w:rPr>
+              <w:t>6. Feature Usage Guide</w:t>
+            </w:r>
+            <w:r>
+              <w:rPr>
+                <w:noProof/>
+                <w:webHidden/>
+              </w:rPr>
+              <w:tab/>
+            </w:r>
+            <w:r>
+              <w:rPr>
+                <w:noProof/>
+                <w:webHidden/>
+              </w:rPr>
+              <w:fldChar w:fldCharType="begin"/>
+            </w:r>
+            <w:r>
+              <w:rPr>
+                <w:noProof/>
+                <w:webHidden/>
+              </w:rPr>
+              <w:instrText xml:space="preserve"> PAGEREF _Toc233722179 \h </w:instrText>
+            </w:r>
+            <w:r>
+              <w:rPr>
+                <w:noProof/>
+                <w:webHidden/>
+              </w:rPr>
+            </w:r>
+            <w:r>
+              <w:rPr>
+                <w:noProof/>
+                <w:webHidden/>
+              </w:rPr>
+              <w:fldChar w:fldCharType="separate"/>
+            </w:r>
+            <w:r>
+              <w:rPr>
+                <w:noProof/>
+                <w:webHidden/>
+              </w:rPr>
+              <w:t>10</w:t>
+            </w:r>
+            <w:r>
+              <w:rPr>
+                <w:noProof/>
+                <w:webHidden/>
+              </w:rPr>
+              <w:fldChar w:fldCharType="end"/>
+            </w:r>
+          </w:hyperlink>
+        </w:p>
+        <w:p>
+          <w:pPr>
+            <w:pStyle w:val="TOC2"/>
+            <w:tabs>
+              <w:tab w:val="right" w:leader="dot" w:pos="8630"/>
+            </w:tabs>
+            <w:rPr>
+              <w:rFonts w:asciiTheme="minorHAnsi" w:hAnsiTheme="minorHAnsi"/>
+              <w:noProof/>
+              <w:kern w:val="2"/>
+              <w:sz w:val="24"/>
+              <w:szCs w:val="24"/>
+              <w14:ligatures w14:val="standardContextual"/>
+            </w:rPr>
+          </w:pPr>
+          <w:hyperlink w:anchor="_Toc233722180" w:history="1">
+            <w:r>
+              <w:rPr>
+                <w:rStyle w:val="Hyperlink"/>
+                <w:noProof/>
+              </w:rPr>
+              <w:t>6.0. Login &amp; Authorization</w:t>
+            </w:r>
+            <w:r>
+              <w:rPr>
+                <w:noProof/>
+                <w:webHidden/>
+              </w:rPr>
+              <w:tab/>
+            </w:r>
+            <w:r>
+              <w:rPr>
+                <w:noProof/>
+                <w:webHidden/>
+              </w:rPr>
+              <w:fldChar w:fldCharType="begin"/>
+            </w:r>
+            <w:r>
+              <w:rPr>
+                <w:noProof/>
+                <w:webHidden/>
+              </w:rPr>
+              <w:instrText xml:space="preserve"> PAGEREF _Toc233722180 \h </w:instrText>
+            </w:r>
+            <w:r>
+              <w:rPr>
+                <w:noProof/>
+                <w:webHidden/>
+              </w:rPr>
+            </w:r>
+            <w:r>
+              <w:rPr>
+                <w:noProof/>
+                <w:webHidden/>
+              </w:rPr>
+              <w:fldChar w:fldCharType="separate"/>
+            </w:r>
+            <w:r>
+              <w:rPr>
+                <w:noProof/>
+                <w:webHidden/>
+              </w:rPr>
+              <w:t>10</w:t>
+            </w:r>
+            <w:r>
+              <w:rPr>
+                <w:noProof/>
+                <w:webHidden/>
+              </w:rPr>
+              <w:fldChar w:fldCharType="end"/>
+            </w:r>
+          </w:hyperlink>
+        </w:p>
+        <w:p>
+          <w:pPr>
+            <w:pStyle w:val="TOC2"/>
+            <w:tabs>
+              <w:tab w:val="right" w:leader="dot" w:pos="8630"/>
+            </w:tabs>
+            <w:rPr>
+              <w:rFonts w:asciiTheme="minorHAnsi" w:hAnsiTheme="minorHAnsi"/>
+              <w:noProof/>
+              <w:kern w:val="2"/>
+              <w:sz w:val="24"/>
+              <w:szCs w:val="24"/>
+              <w14:ligatures w14:val="standardContextual"/>
+            </w:rPr>
+          </w:pPr>
+          <w:hyperlink w:anchor="_Toc233722181" w:history="1">
+            <w:r>
+              <w:rPr>
+                <w:noProof/>
+                <w:webHidden/>
+              </w:rPr>
+              <w:tab/>
+            </w:r>
+            <w:r>
+              <w:rPr>
+                <w:noProof/>
+                <w:webHidden/>
+              </w:rPr>
+              <w:fldChar w:fldCharType="begin"/>
+            </w:r>
+            <w:r>
+              <w:rPr>
+                <w:noProof/>
+                <w:webHidden/>
+              </w:rPr>
+              <w:instrText xml:space="preserve"> PAGEREF _Toc233722181 \h </w:instrText>
+            </w:r>
+            <w:r>
+              <w:rPr>
+                <w:noProof/>
+                <w:webHidden/>
+              </w:rPr>
+            </w:r>
+            <w:r>
+              <w:rPr>
+                <w:noProof/>
+                <w:webHidden/>
+              </w:rPr>
+              <w:fldChar w:fldCharType="separate"/>
+            </w:r>
+            <w:r>
+              <w:rPr>
+                <w:noProof/>
+                <w:webHidden/>
+              </w:rPr>
+              <w:t>10</w:t>
+            </w:r>
+            <w:r>
+              <w:rPr>
+                <w:noProof/>
+                <w:webHidden/>
+              </w:rPr>
+              <w:fldChar w:fldCharType="end"/>
+            </w:r>
+          </w:hyperlink>
+        </w:p>
+        <w:p>
+          <w:pPr>
+            <w:pStyle w:val="TOC2"/>
+            <w:tabs>
+              <w:tab w:val="right" w:leader="dot" w:pos="8630"/>
+            </w:tabs>
+            <w:rPr>
+              <w:rFonts w:asciiTheme="minorHAnsi" w:hAnsiTheme="minorHAnsi"/>
+              <w:noProof/>
+              <w:kern w:val="2"/>
+              <w:sz w:val="24"/>
+              <w:szCs w:val="24"/>
+              <w14:ligatures w14:val="standardContextual"/>
+            </w:rPr>
+          </w:pPr>
+          <w:hyperlink w:anchor="_Toc233722182" w:history="1">
+            <w:r>
+              <w:rPr>
+                <w:rStyle w:val="Hyperlink"/>
+                <w:noProof/>
+              </w:rPr>
+              <w:t>6.1. Feature 1: Load employee data from file</w:t>
+            </w:r>
+            <w:r>
+              <w:rPr>
+                <w:noProof/>
+                <w:webHidden/>
+              </w:rPr>
+              <w:tab/>
+            </w:r>
+            <w:r>
+              <w:rPr>
+                <w:noProof/>
+                <w:webHidden/>
+              </w:rPr>
+              <w:fldChar w:fldCharType="begin"/>
+            </w:r>
+            <w:r>
+              <w:rPr>
+                <w:noProof/>
+                <w:webHidden/>
+              </w:rPr>
+              <w:instrText xml:space="preserve"> PAGEREF _Toc233722182 \h </w:instrText>
+            </w:r>
+            <w:r>
+              <w:rPr>
+                <w:noProof/>
+                <w:webHidden/>
+              </w:rPr>
+            </w:r>
+            <w:r>
+              <w:rPr>
+                <w:noProof/>
+                <w:webHidden/>
+              </w:rPr>
+              <w:fldChar w:fldCharType="separate"/>
+            </w:r>
+            <w:r>
+              <w:rPr>
+                <w:noProof/>
+                <w:webHidden/>
+              </w:rPr>
+              <w:t>10</w:t>
+            </w:r>
+            <w:r>
+              <w:rPr>
+                <w:noProof/>
+                <w:webHidden/>
+              </w:rPr>
+              <w:fldChar w:fldCharType="end"/>
+            </w:r>
+          </w:hyperlink>
+        </w:p>
+        <w:p>
+          <w:pPr>
+            <w:pStyle w:val="TOC2"/>
+            <w:tabs>
+              <w:tab w:val="right" w:leader="dot" w:pos="8630"/>
+            </w:tabs>
+            <w:rPr>
+              <w:rFonts w:asciiTheme="minorHAnsi" w:hAnsiTheme="minorHAnsi"/>
+              <w:noProof/>
+              <w:kern w:val="2"/>
+              <w:sz w:val="24"/>
+              <w:szCs w:val="24"/>
+              <w14:ligatures w14:val="standardContextual"/>
+            </w:rPr>
+          </w:pPr>
+          <w:hyperlink w:anchor="_Toc233722183" w:history="1">
+            <w:r>
+              <w:rPr>
+                <w:noProof/>
+                <w:webHidden/>
+              </w:rPr>
+              <w:tab/>
+            </w:r>
+            <w:r>
+              <w:rPr>
+                <w:noProof/>
+                <w:webHidden/>
+              </w:rPr>
+              <w:fldChar w:fldCharType="begin"/>
+            </w:r>
+            <w:r>
+              <w:rPr>
+                <w:noProof/>
+                <w:webHidden/>
+              </w:rPr>
+              <w:instrText xml:space="preserve"> PAGEREF _Toc233722183 \h </w:instrText>
+            </w:r>
+            <w:r>
+              <w:rPr>
+                <w:noProof/>
+                <w:webHidden/>
+              </w:rPr>
+            </w:r>
+            <w:r>
+              <w:rPr>
+                <w:noProof/>
+                <w:webHidden/>
+              </w:rPr>
+              <w:fldChar w:fldCharType="separate"/>
+            </w:r>
+            <w:r>
+              <w:rPr>
+                <w:noProof/>
+                <w:webHidden/>
+              </w:rPr>
+              <w:t>11</w:t>
+            </w:r>
+            <w:r>
+              <w:rPr>
+                <w:noProof/>
+                <w:webHidden/>
+              </w:rPr>
+              <w:fldChar w:fldCharType="end"/>
+            </w:r>
+          </w:hyperlink>
+        </w:p>
+        <w:p>
+          <w:pPr>
+            <w:pStyle w:val="TOC2"/>
+            <w:tabs>
+              <w:tab w:val="right" w:leader="dot" w:pos="8630"/>
+            </w:tabs>
+            <w:rPr>
+              <w:rFonts w:asciiTheme="minorHAnsi" w:hAnsiTheme="minorHAnsi"/>
+              <w:noProof/>
+              <w:kern w:val="2"/>
+              <w:sz w:val="24"/>
+              <w:szCs w:val="24"/>
+              <w14:ligatures w14:val="standardContextual"/>
+            </w:rPr>
+          </w:pPr>
+          <w:hyperlink w:anchor="_Toc233722184" w:history="1">
+            <w:r>
+              <w:rPr>
+                <w:rStyle w:val="Hyperlink"/>
+                <w:noProof/>
+              </w:rPr>
+              <w:t>6.2. Feature 2: Add a new employee (Admin only)</w:t>
+            </w:r>
+            <w:r>
+              <w:rPr>
+                <w:noProof/>
+                <w:webHidden/>
+              </w:rPr>
+              <w:tab/>
+            </w:r>
+            <w:r>
+              <w:rPr>
+                <w:noProof/>
+                <w:webHidden/>
+              </w:rPr>
+              <w:fldChar w:fldCharType="begin"/>
+            </w:r>
+            <w:r>
+              <w:rPr>
+                <w:noProof/>
+                <w:webHidden/>
+              </w:rPr>
+              <w:instrText xml:space="preserve"> PAGEREF _Toc233722184 \h </w:instrText>
+            </w:r>
+            <w:r>
+              <w:rPr>
+                <w:noProof/>
+                <w:webHidden/>
+              </w:rPr>
+            </w:r>
+            <w:r>
+              <w:rPr>
+                <w:noProof/>
+                <w:webHidden/>
+              </w:rPr>
+              <w:fldChar w:fldCharType="separate"/>
+            </w:r>
+            <w:r>
+              <w:rPr>
+                <w:noProof/>
+                <w:webHidden/>
+              </w:rPr>
+              <w:t>11</w:t>
+            </w:r>
+            <w:r>
+              <w:rPr>
+                <w:noProof/>
+                <w:webHidden/>
+              </w:rPr>
+              <w:fldChar w:fldCharType="end"/>
+            </w:r>
+          </w:hyperlink>
+        </w:p>
+        <w:p>
+          <w:pPr>
+            <w:pStyle w:val="TOC2"/>
+            <w:tabs>
+              <w:tab w:val="right" w:leader="dot" w:pos="8630"/>
+            </w:tabs>
+            <w:rPr>
+              <w:rFonts w:asciiTheme="minorHAnsi" w:hAnsiTheme="minorHAnsi"/>
+              <w:noProof/>
+              <w:kern w:val="2"/>
+              <w:sz w:val="24"/>
+              <w:szCs w:val="24"/>
+              <w14:ligatures w14:val="standardContextual"/>
+            </w:rPr>
+          </w:pPr>
+          <w:hyperlink w:anchor="_Toc233722185" w:history="1">
+            <w:r>
+              <w:rPr>
+                <w:noProof/>
+                <w:webHidden/>
+              </w:rPr>
+              <w:tab/>
+            </w:r>
+            <w:r>
+              <w:rPr>
+                <w:noProof/>
+                <w:webHidden/>
+              </w:rPr>
+              <w:fldChar w:fldCharType="begin"/>
+            </w:r>
+            <w:r>
+              <w:rPr>
+                <w:noProof/>
+                <w:webHidden/>
+              </w:rPr>
+              <w:instrText xml:space="preserve"> PAGEREF _Toc233722185 \h </w:instrText>
+            </w:r>
+            <w:r>
+              <w:rPr>
+                <w:noProof/>
+                <w:webHidden/>
+              </w:rPr>
+            </w:r>
+            <w:r>
+              <w:rPr>
+                <w:noProof/>
+                <w:webHidden/>
+              </w:rPr>
+              <w:fldChar w:fldCharType="separate"/>
+            </w:r>
+            <w:r>
+              <w:rPr>
+                <w:noProof/>
+                <w:webHidden/>
+              </w:rPr>
+              <w:t>11</w:t>
+            </w:r>
+            <w:r>
+              <w:rPr>
+                <w:noProof/>
+                <w:webHidden/>
+              </w:rPr>
+              <w:fldChar w:fldCharType="end"/>
+            </w:r>
+          </w:hyperlink>
+        </w:p>
+        <w:p>
+          <w:pPr>
+            <w:pStyle w:val="TOC2"/>
+            <w:tabs>
+              <w:tab w:val="right" w:leader="dot" w:pos="8630"/>
+            </w:tabs>
+            <w:rPr>
+              <w:rFonts w:asciiTheme="minorHAnsi" w:hAnsiTheme="minorHAnsi"/>
+              <w:noProof/>
+              <w:kern w:val="2"/>
+              <w:sz w:val="24"/>
+              <w:szCs w:val="24"/>
+              <w14:ligatures w14:val="standardContextual"/>
+            </w:rPr>
+          </w:pPr>
+          <w:hyperlink w:anchor="_Toc233722186" w:history="1">
+            <w:r>
+              <w:rPr>
+                <w:rStyle w:val="Hyperlink"/>
+                <w:noProof/>
+              </w:rPr>
+              <w:t>6.3. Feature 3: Update employee information (Admin only)</w:t>
+            </w:r>
+            <w:r>
+              <w:rPr>
+                <w:noProof/>
+                <w:webHidden/>
+              </w:rPr>
+              <w:tab/>
+            </w:r>
+            <w:r>
+              <w:rPr>
+                <w:noProof/>
+                <w:webHidden/>
+              </w:rPr>
+              <w:fldChar w:fldCharType="begin"/>
+            </w:r>
+            <w:r>
+              <w:rPr>
+                <w:noProof/>
+                <w:webHidden/>
+              </w:rPr>
+              <w:instrText xml:space="preserve"> PAGEREF _Toc233722186 \h </w:instrText>
+            </w:r>
+            <w:r>
+              <w:rPr>
+                <w:noProof/>
+                <w:webHidden/>
+              </w:rPr>
+            </w:r>
+            <w:r>
+              <w:rPr>
+                <w:noProof/>
+                <w:webHidden/>
+              </w:rPr>
+              <w:fldChar w:fldCharType="separate"/>
+            </w:r>
+            <w:r>
+              <w:rPr>
+                <w:noProof/>
+                <w:webHidden/>
+              </w:rPr>
+              <w:t>11</w:t>
+            </w:r>
+            <w:r>
+              <w:rPr>
+                <w:noProof/>
+                <w:webHidden/>
+              </w:rPr>
+              <w:fldChar w:fldCharType="end"/>
+            </w:r>
+          </w:hyperlink>
+        </w:p>
+        <w:p>
+          <w:pPr>
+            <w:pStyle w:val="TOC2"/>
+            <w:tabs>
+              <w:tab w:val="right" w:leader="dot" w:pos="8630"/>
+            </w:tabs>
+            <w:rPr>
+              <w:rFonts w:asciiTheme="minorHAnsi" w:hAnsiTheme="minorHAnsi"/>
+              <w:noProof/>
+              <w:kern w:val="2"/>
+              <w:sz w:val="24"/>
+              <w:szCs w:val="24"/>
+              <w14:ligatures w14:val="standardContextual"/>
+            </w:rPr>
+          </w:pPr>
+          <w:hyperlink w:anchor="_Toc233722187" w:history="1">
+            <w:r>
+              <w:rPr>
+                <w:rStyle w:val="Hyperlink"/>
+                <w:noProof/>
+              </w:rPr>
+              <w:t>6.4. Feature 4: Remove an employee by ID (Admin only)</w:t>
+            </w:r>
+            <w:r>
+              <w:rPr>
+                <w:noProof/>
+                <w:webHidden/>
+              </w:rPr>
+              <w:tab/>
+            </w:r>
+            <w:r>
+              <w:rPr>
+                <w:noProof/>
+                <w:webHidden/>
+              </w:rPr>
+              <w:fldChar w:fldCharType="begin"/>
+            </w:r>
+            <w:r>
+              <w:rPr>
+                <w:noProof/>
+                <w:webHidden/>
+              </w:rPr>
+              <w:instrText xml:space="preserve"> PAGEREF _Toc233722187 \h </w:instrText>
+            </w:r>
+            <w:r>
+              <w:rPr>
+                <w:noProof/>
+                <w:webHidden/>
+              </w:rPr>
+            </w:r>
+            <w:r>
+              <w:rPr>
+                <w:noProof/>
+                <w:webHidden/>
+              </w:rPr>
+              <w:fldChar w:fldCharType="separate"/>
+            </w:r>
+            <w:r>
+              <w:rPr>
+                <w:noProof/>
+                <w:webHidden/>
+              </w:rPr>
+              <w:t>12</w:t>
+            </w:r>
+            <w:r>
+              <w:rPr>
+                <w:noProof/>
+                <w:webHidden/>
+              </w:rPr>
+              <w:fldChar w:fldCharType="end"/>
+            </w:r>
+          </w:hyperlink>
+        </w:p>
+        <w:p>
+          <w:pPr>
+            <w:pStyle w:val="TOC2"/>
+            <w:tabs>
+              <w:tab w:val="right" w:leader="dot" w:pos="8630"/>
+            </w:tabs>
+            <w:rPr>
+              <w:rFonts w:asciiTheme="minorHAnsi" w:hAnsiTheme="minorHAnsi"/>
+              <w:noProof/>
+              <w:kern w:val="2"/>
+              <w:sz w:val="24"/>
+              <w:szCs w:val="24"/>
+              <w14:ligatures w14:val="standardContextual"/>
+            </w:rPr>
+          </w:pPr>
+          <w:hyperlink w:anchor="_Toc233722188" w:history="1">
+            <w:r>
+              <w:rPr>
+                <w:rStyle w:val="Hyperlink"/>
+                <w:noProof/>
+              </w:rPr>
+              <w:t>6.5. Feature 5: Search employees by attribute</w:t>
+            </w:r>
+            <w:r>
+              <w:rPr>
+                <w:noProof/>
+                <w:webHidden/>
+              </w:rPr>
+              <w:tab/>
+            </w:r>
+            <w:r>
+              <w:rPr>
+                <w:noProof/>
+                <w:webHidden/>
+              </w:rPr>
+              <w:fldChar w:fldCharType="begin"/>
+            </w:r>
+            <w:r>
+              <w:rPr>
+                <w:noProof/>
+                <w:webHidden/>
+              </w:rPr>
+              <w:instrText xml:space="preserve"> PAGEREF _Toc233722188 \h </w:instrText>
+            </w:r>
+            <w:r>
+              <w:rPr>
+                <w:noProof/>
+                <w:webHidden/>
+              </w:rPr>
+            </w:r>
+            <w:r>
+              <w:rPr>
+                <w:noProof/>
+                <w:webHidden/>
+              </w:rPr>
+              <w:fldChar w:fldCharType="separate"/>
+            </w:r>
+            <w:r>
+              <w:rPr>
+                <w:noProof/>
+                <w:webHidden/>
+              </w:rPr>
+              <w:t>12</w:t>
+            </w:r>
+            <w:r>
+              <w:rPr>
+                <w:noProof/>
+                <w:webHidden/>
+              </w:rPr>
+              <w:fldChar w:fldCharType="end"/>
+            </w:r>
+          </w:hyperlink>
+        </w:p>
+        <w:p>
+          <w:pPr>
+            <w:pStyle w:val="TOC2"/>
+            <w:tabs>
+              <w:tab w:val="right" w:leader="dot" w:pos="8630"/>
+            </w:tabs>
+            <w:rPr>
+              <w:rFonts w:asciiTheme="minorHAnsi" w:hAnsiTheme="minorHAnsi"/>
+              <w:noProof/>
+              <w:kern w:val="2"/>
+              <w:sz w:val="24"/>
+              <w:szCs w:val="24"/>
+              <w14:ligatures w14:val="standardContextual"/>
+            </w:rPr>
+          </w:pPr>
+          <w:hyperlink w:anchor="_Toc233722189" w:history="1">
+            <w:r>
+              <w:rPr>
+                <w:rStyle w:val="Hyperlink"/>
+                <w:noProof/>
+              </w:rPr>
+              <w:t>6.6. Feature 6: Calculate monthly payroll</w:t>
+            </w:r>
+            <w:r>
+              <w:rPr>
+                <w:noProof/>
+                <w:webHidden/>
+              </w:rPr>
+              <w:tab/>
+            </w:r>
+            <w:r>
+              <w:rPr>
+                <w:noProof/>
+                <w:webHidden/>
+              </w:rPr>
+              <w:fldChar w:fldCharType="begin"/>
+            </w:r>
+            <w:r>
+              <w:rPr>
+                <w:noProof/>
+                <w:webHidden/>
+              </w:rPr>
+              <w:instrText xml:space="preserve"> PAGEREF _Toc233722189 \h </w:instrText>
+            </w:r>
+            <w:r>
+              <w:rPr>
+                <w:noProof/>
+                <w:webHidden/>
+              </w:rPr>
+            </w:r>
+            <w:r>
+              <w:rPr>
+                <w:noProof/>
+                <w:webHidden/>
+              </w:rPr>
+              <w:fldChar w:fldCharType="separate"/>
+            </w:r>
+            <w:r>
+              <w:rPr>
+                <w:noProof/>
+                <w:webHidden/>
+              </w:rPr>
+              <w:t>12</w:t>
+            </w:r>
+            <w:r>
+              <w:rPr>
+                <w:noProof/>
+                <w:webHidden/>
+              </w:rPr>
+              <w:fldChar w:fldCharType="end"/>
+            </w:r>
+          </w:hyperlink>
+        </w:p>
+        <w:p>
+          <w:pPr>
+            <w:pStyle w:val="TOC2"/>
+            <w:tabs>
+              <w:tab w:val="right" w:leader="dot" w:pos="8630"/>
+            </w:tabs>
+            <w:rPr>
+              <w:rFonts w:asciiTheme="minorHAnsi" w:hAnsiTheme="minorHAnsi"/>
+              <w:noProof/>
+              <w:kern w:val="2"/>
+              <w:sz w:val="24"/>
+              <w:szCs w:val="24"/>
+              <w14:ligatures w14:val="standardContextual"/>
+            </w:rPr>
+          </w:pPr>
+          <w:hyperlink w:anchor="_Toc233722190" w:history="1">
+            <w:r>
+              <w:rPr>
+                <w:rStyle w:val="Hyperlink"/>
+                <w:noProof/>
+              </w:rPr>
+              <w:t>6.7. Feature 7: Display employee list</w:t>
+            </w:r>
+            <w:r>
+              <w:rPr>
+                <w:noProof/>
+                <w:webHidden/>
+              </w:rPr>
+              <w:tab/>
+            </w:r>
+            <w:r>
+              <w:rPr>
+                <w:noProof/>
+                <w:webHidden/>
+              </w:rPr>
+              <w:fldChar w:fldCharType="begin"/>
+            </w:r>
+            <w:r>
+              <w:rPr>
+                <w:noProof/>
+                <w:webHidden/>
+              </w:rPr>
+              <w:instrText xml:space="preserve"> PAGEREF _Toc233722190 \h </w:instrText>
+            </w:r>
+            <w:r>
+              <w:rPr>
+                <w:noProof/>
+                <w:webHidden/>
+              </w:rPr>
+            </w:r>
+            <w:r>
+              <w:rPr>
+                <w:noProof/>
+                <w:webHidden/>
+              </w:rPr>
+              <w:fldChar w:fldCharType="separate"/>
+            </w:r>
+            <w:r>
+              <w:rPr>
+                <w:noProof/>
+                <w:webHidden/>
+              </w:rPr>
+              <w:t>13</w:t>
+            </w:r>
+            <w:r>
+              <w:rPr>
+                <w:noProof/>
+                <w:webHidden/>
+              </w:rPr>
+              <w:fldChar w:fldCharType="end"/>
+            </w:r>
+          </w:hyperlink>
+        </w:p>
+        <w:p>
+          <w:pPr>
+            <w:pStyle w:val="TOC2"/>
+            <w:tabs>
+              <w:tab w:val="right" w:leader="dot" w:pos="8630"/>
+            </w:tabs>
+            <w:rPr>
+              <w:rFonts w:asciiTheme="minorHAnsi" w:hAnsiTheme="minorHAnsi"/>
+              <w:noProof/>
+              <w:kern w:val="2"/>
+              <w:sz w:val="24"/>
+              <w:szCs w:val="24"/>
+              <w14:ligatures w14:val="standardContextual"/>
+            </w:rPr>
+          </w:pPr>
+          <w:hyperlink w:anchor="_Toc233722191" w:history="1">
+            <w:r>
+              <w:rPr>
+                <w:rStyle w:val="Hyperlink"/>
+                <w:noProof/>
+              </w:rPr>
+              <w:t>6.8. Feature 8: Save data to file (Admin only)</w:t>
+            </w:r>
+            <w:r>
+              <w:rPr>
+                <w:noProof/>
+                <w:webHidden/>
+              </w:rPr>
+              <w:tab/>
+            </w:r>
+            <w:r>
+              <w:rPr>
+                <w:noProof/>
+                <w:webHidden/>
+              </w:rPr>
+              <w:fldChar w:fldCharType="begin"/>
+            </w:r>
+            <w:r>
+              <w:rPr>
+                <w:noProof/>
+                <w:webHidden/>
+              </w:rPr>
+              <w:instrText xml:space="preserve"> PAGEREF _Toc233722191 \h </w:instrText>
+            </w:r>
+            <w:r>
+              <w:rPr>
+                <w:noProof/>
+                <w:webHidden/>
+              </w:rPr>
+            </w:r>
+            <w:r>
+              <w:rPr>
+                <w:noProof/>
+                <w:webHidden/>
+              </w:rPr>
+              <w:fldChar w:fldCharType="separate"/>
+            </w:r>
+            <w:r>
+              <w:rPr>
+                <w:noProof/>
+                <w:webHidden/>
+              </w:rPr>
+              <w:t>13</w:t>
+            </w:r>
+            <w:r>
+              <w:rPr>
+                <w:noProof/>
+                <w:webHidden/>
+              </w:rPr>
+              <w:fldChar w:fldCharType="end"/>
+            </w:r>
+          </w:hyperlink>
+        </w:p>
+        <w:p>
+          <w:pPr>
+            <w:pStyle w:val="TOC2"/>
+            <w:tabs>
+              <w:tab w:val="right" w:leader="dot" w:pos="8630"/>
+            </w:tabs>
+            <w:rPr>
+              <w:rFonts w:asciiTheme="minorHAnsi" w:hAnsiTheme="minorHAnsi"/>
+              <w:noProof/>
+              <w:kern w:val="2"/>
+              <w:sz w:val="24"/>
+              <w:szCs w:val="24"/>
+              <w14:ligatures w14:val="standardContextual"/>
+            </w:rPr>
+          </w:pPr>
+          <w:hyperlink w:anchor="_Toc233722192" w:history="1">
+            <w:r>
+              <w:rPr>
+                <w:rStyle w:val="Hyperlink"/>
+                <w:noProof/>
+              </w:rPr>
+              <w:t>6.9. Feature 9: Meal allowance management (Phu cap an)</w:t>
+            </w:r>
+            <w:r>
+              <w:rPr>
+                <w:noProof/>
+                <w:webHidden/>
+              </w:rPr>
+              <w:tab/>
+            </w:r>
+            <w:r>
+              <w:rPr>
+                <w:noProof/>
+                <w:webHidden/>
+              </w:rPr>
+              <w:fldChar w:fldCharType="begin"/>
+            </w:r>
+            <w:r>
+              <w:rPr>
+                <w:noProof/>
+                <w:webHidden/>
+              </w:rPr>
+              <w:instrText xml:space="preserve"> PAGEREF _Toc233722192 \h </w:instrText>
+            </w:r>
+            <w:r>
+              <w:rPr>
+                <w:noProof/>
+                <w:webHidden/>
+              </w:rPr>
+            </w:r>
+            <w:r>
+              <w:rPr>
+                <w:noProof/>
+                <w:webHidden/>
+              </w:rPr>
+              <w:fldChar w:fldCharType="separate"/>
+            </w:r>
+            <w:r>
+              <w:rPr>
+                <w:noProof/>
+                <w:webHidden/>
+              </w:rPr>
+              <w:t>14</w:t>
+            </w:r>
+            <w:r>
+              <w:rPr>
+                <w:noProof/>
+                <w:webHidden/>
+              </w:rPr>
+              <w:fldChar w:fldCharType="end"/>
+            </w:r>
+          </w:hyperlink>
+        </w:p>
+        <w:p>
+          <w:pPr>
+            <w:pStyle w:val="TOC2"/>
+            <w:tabs>
+              <w:tab w:val="right" w:leader="dot" w:pos="8630"/>
+            </w:tabs>
+            <w:rPr>
+              <w:rFonts w:asciiTheme="minorHAnsi" w:hAnsiTheme="minorHAnsi"/>
+              <w:noProof/>
+              <w:kern w:val="2"/>
+              <w:sz w:val="24"/>
+              <w:szCs w:val="24"/>
+              <w14:ligatures w14:val="standardContextual"/>
+            </w:rPr>
+          </w:pPr>
+          <w:hyperlink w:anchor="_Toc233722193" w:history="1">
+            <w:r>
+              <w:rPr>
+                <w:rStyle w:val="Hyperlink"/>
+                <w:noProof/>
+              </w:rPr>
+              <w:t>6.10. Feature 10: Quit program</w:t>
+            </w:r>
+            <w:r>
+              <w:rPr>
+                <w:noProof/>
+                <w:webHidden/>
+              </w:rPr>
+              <w:tab/>
+            </w:r>
+            <w:r>
+              <w:rPr>
+                <w:noProof/>
+                <w:webHidden/>
+              </w:rPr>
+              <w:fldChar w:fldCharType="begin"/>
+            </w:r>
+            <w:r>
+              <w:rPr>
+                <w:noProof/>
+                <w:webHidden/>
+              </w:rPr>
+              <w:instrText xml:space="preserve"> PAGEREF _Toc233722193 \h </w:instrText>
+            </w:r>
+            <w:r>
+              <w:rPr>
+                <w:noProof/>
+                <w:webHidden/>
+              </w:rPr>
+            </w:r>
+            <w:r>
+              <w:rPr>
+                <w:noProof/>
+                <w:webHidden/>
+              </w:rPr>
+              <w:fldChar w:fldCharType="separate"/>
+            </w:r>
+            <w:r>
+              <w:rPr>
+                <w:noProof/>
+                <w:webHidden/>
+              </w:rPr>
+              <w:t>14</w:t>
+            </w:r>
+            <w:r>
+              <w:rPr>
+                <w:noProof/>
+                <w:webHidden/>
+              </w:rPr>
+              <w:fldChar w:fldCharType="end"/>
+            </w:r>
+          </w:hyperlink>
+        </w:p>
+        <w:p>
+          <w:pPr>
+            <w:pStyle w:val="TOC1"/>
+            <w:tabs>
+              <w:tab w:val="right" w:leader="dot" w:pos="8630"/>
+            </w:tabs>
+            <w:rPr>
+              <w:rFonts w:asciiTheme="minorHAnsi" w:hAnsiTheme="minorHAnsi"/>
+              <w:noProof/>
+              <w:kern w:val="2"/>
+              <w:sz w:val="24"/>
+              <w:szCs w:val="24"/>
+              <w14:ligatures w14:val="standardContextual"/>
+            </w:rPr>
+          </w:pPr>
+          <w:hyperlink w:anchor="_Toc233722194" w:history="1">
+            <w:r>
+              <w:rPr>
+                <w:rStyle w:val="Hyperlink"/>
+                <w:noProof/>
+              </w:rPr>
+              <w:t>7. OOP Concepts Applied</w:t>
+            </w:r>
+            <w:r>
+              <w:rPr>
+                <w:noProof/>
+                <w:webHidden/>
+              </w:rPr>
+              <w:tab/>
+            </w:r>
+            <w:r>
+              <w:rPr>
+                <w:noProof/>
+                <w:webHidden/>
+              </w:rPr>
+              <w:fldChar w:fldCharType="begin"/>
+            </w:r>
+            <w:r>
+              <w:rPr>
+                <w:noProof/>
+                <w:webHidden/>
+              </w:rPr>
+              <w:instrText xml:space="preserve"> PAGEREF _Toc233722194 \h </w:instrText>
+            </w:r>
+            <w:r>
+              <w:rPr>
+                <w:noProof/>
+                <w:webHidden/>
+              </w:rPr>
+            </w:r>
+            <w:r>
+              <w:rPr>
+                <w:noProof/>
+                <w:webHidden/>
+              </w:rPr>
+              <w:fldChar w:fldCharType="separate"/>
+            </w:r>
+            <w:r>
+              <w:rPr>
+                <w:noProof/>
+                <w:webHidden/>
+              </w:rPr>
+              <w:t>15</w:t>
+            </w:r>
+            <w:r>
+              <w:rPr>
+                <w:noProof/>
+                <w:webHidden/>
+              </w:rPr>
+              <w:fldChar w:fldCharType="end"/>
+            </w:r>
+          </w:hyperlink>
+        </w:p>
+        <w:p>
+          <w:pPr>
+            <w:pStyle w:val="TOC1"/>
+            <w:tabs>
+              <w:tab w:val="right" w:leader="dot" w:pos="8630"/>
+            </w:tabs>
+            <w:rPr>
+              <w:rFonts w:asciiTheme="minorHAnsi" w:hAnsiTheme="minorHAnsi"/>
+              <w:noProof/>
+              <w:kern w:val="2"/>
+              <w:sz w:val="24"/>
+              <w:szCs w:val="24"/>
+              <w14:ligatures w14:val="standardContextual"/>
+            </w:rPr>
+          </w:pPr>
+          <w:hyperlink w:anchor="_Toc233722195" w:history="1">
+            <w:r>
+              <w:rPr>
+                <w:rStyle w:val="Hyperlink"/>
+                <w:noProof/>
+              </w:rPr>
+              <w:t>8. Conclusion</w:t>
+            </w:r>
+            <w:r>
+              <w:rPr>
+                <w:noProof/>
+                <w:webHidden/>
+              </w:rPr>
+              <w:tab/>
+            </w:r>
+            <w:r>
+              <w:rPr>
+                <w:noProof/>
+                <w:webHidden/>
+              </w:rPr>
+              <w:fldChar w:fldCharType="begin"/>
+            </w:r>
+            <w:r>
+              <w:rPr>
+                <w:noProof/>
+                <w:webHidden/>
+              </w:rPr>
+              <w:instrText xml:space="preserve"> PAGEREF _Toc233722195 \h </w:instrText>
+            </w:r>
+            <w:r>
+              <w:rPr>
+                <w:noProof/>
+                <w:webHidden/>
+              </w:rPr>
+            </w:r>
+            <w:r>
+              <w:rPr>
+                <w:noProof/>
+                <w:webHidden/>
+              </w:rPr>
+              <w:fldChar w:fldCharType="separate"/>
+            </w:r>
+            <w:r>
+              <w:rPr>
+                <w:noProof/>
+                <w:webHidden/>
+              </w:rPr>
+              <w:t>15</w:t>
+            </w:r>
+            <w:r>
+              <w:rPr>
+                <w:noProof/>
+                <w:webHidden/>
+              </w:rPr>
+              <w:fldChar w:fldCharType="end"/>
+            </w:r>
+          </w:hyperlink>
+        </w:p>
+        <w:p>
+          <w:pPr>
+            <w:pStyle w:val="TOC2"/>
+            <w:tabs>
+              <w:tab w:val="right" w:leader="dot" w:pos="8630"/>
+            </w:tabs>
+            <w:rPr>
+              <w:rFonts w:asciiTheme="minorHAnsi" w:hAnsiTheme="minorHAnsi"/>
+              <w:noProof/>
+              <w:kern w:val="2"/>
+              <w:sz w:val="24"/>
+              <w:szCs w:val="24"/>
+              <w14:ligatures w14:val="standardContextual"/>
+            </w:rPr>
+          </w:pPr>
+          <w:hyperlink w:anchor="_Toc233722196" w:history="1">
+            <w:r>
+              <w:rPr>
+                <w:rStyle w:val="Hyperlink"/>
+                <w:noProof/>
+              </w:rPr>
+              <w:t>8.1. Achievements</w:t>
+            </w:r>
+            <w:r>
+              <w:rPr>
+                <w:noProof/>
+                <w:webHidden/>
+              </w:rPr>
+              <w:tab/>
+            </w:r>
+            <w:r>
+              <w:rPr>
+                <w:noProof/>
+                <w:webHidden/>
+              </w:rPr>
+              <w:fldChar w:fldCharType="begin"/>
+            </w:r>
+            <w:r>
+              <w:rPr>
+                <w:noProof/>
+                <w:webHidden/>
+              </w:rPr>
+              <w:instrText xml:space="preserve"> PAGEREF _Toc233722196 \h </w:instrText>
+            </w:r>
+            <w:r>
+              <w:rPr>
+                <w:noProof/>
+                <w:webHidden/>
+              </w:rPr>
+            </w:r>
+            <w:r>
+              <w:rPr>
+                <w:noProof/>
+                <w:webHidden/>
+              </w:rPr>
+              <w:fldChar w:fldCharType="separate"/>
+            </w:r>
+            <w:r>
+              <w:rPr>
+                <w:noProof/>
+                <w:webHidden/>
+              </w:rPr>
+              <w:t>15</w:t>
+            </w:r>
+            <w:r>
+              <w:rPr>
+                <w:noProof/>
+                <w:webHidden/>
+              </w:rPr>
+              <w:fldChar w:fldCharType="end"/>
+            </w:r>
+          </w:hyperlink>
+        </w:p>
+        <w:p>
+          <w:pPr>
+            <w:pStyle w:val="TOC2"/>
+            <w:tabs>
+              <w:tab w:val="right" w:leader="dot" w:pos="8630"/>
+            </w:tabs>
+            <w:rPr>
+              <w:rFonts w:asciiTheme="minorHAnsi" w:hAnsiTheme="minorHAnsi"/>
+              <w:noProof/>
+              <w:kern w:val="2"/>
+              <w:sz w:val="24"/>
+              <w:szCs w:val="24"/>
+              <w14:ligatures w14:val="standardContextual"/>
+            </w:rPr>
+          </w:pPr>
+          <w:hyperlink w:anchor="_Toc233722197" w:history="1">
+            <w:r>
+              <w:rPr>
+                <w:rStyle w:val="Hyperlink"/>
+                <w:noProof/>
+              </w:rPr>
+              <w:t>8.2. Challenges &amp; Solutions</w:t>
+            </w:r>
+            <w:r>
+              <w:rPr>
+                <w:noProof/>
+                <w:webHidden/>
+              </w:rPr>
+              <w:tab/>
+            </w:r>
+            <w:r>
+              <w:rPr>
+                <w:noProof/>
+                <w:webHidden/>
+              </w:rPr>
+              <w:fldChar w:fldCharType="begin"/>
+            </w:r>
+            <w:r>
+              <w:rPr>
+                <w:noProof/>
+                <w:webHidden/>
+              </w:rPr>
+              <w:instrText xml:space="preserve"> PAGEREF _Toc233722197 \h </w:instrText>
+            </w:r>
+            <w:r>
+              <w:rPr>
+                <w:noProof/>
+                <w:webHidden/>
+              </w:rPr>
+            </w:r>
+            <w:r>
+              <w:rPr>
+                <w:noProof/>
+                <w:webHidden/>
+              </w:rPr>
+              <w:fldChar w:fldCharType="separate"/>
+            </w:r>
+            <w:r>
+              <w:rPr>
+                <w:noProof/>
+                <w:webHidden/>
+              </w:rPr>
+              <w:t>15</w:t>
+            </w:r>
+            <w:r>
+              <w:rPr>
+                <w:noProof/>
+                <w:webHidden/>
+              </w:rPr>
+              <w:fldChar w:fldCharType="end"/>
+            </w:r>
+          </w:hyperlink>
+        </w:p>
+        <w:p>
+          <w:pPr>
+            <w:rPr>
+              <w:b/>
+              <w:bCs/>
+              <w:noProof/>
+            </w:rPr>
+          </w:pPr>
+          <w:r>
+            <w:rPr>
+              <w:b/>
+              <w:bCs/>
+              <w:noProof/>
+            </w:rPr>
+            <w:fldChar w:fldCharType="end"/>
+          </w:r>
+        </w:p>
+        <w:p>
+          <w:pPr>
+            <w:rPr>
+              <w:b/>
+              <w:bCs/>
+              <w:noProof/>
+            </w:rPr>
+          </w:pPr>
+        </w:p>
+        <w:p>
+          <w:pPr>
+            <w:rPr>
+              <w:b/>
+              <w:bCs/>
+              <w:noProof/>
+            </w:rPr>
+          </w:pPr>
+        </w:p>
+        <w:p>
+          <w:pPr>
+            <w:rPr>
+              <w:b/>
+              <w:bCs/>
+              <w:noProof/>
+            </w:rPr>
+          </w:pPr>
+        </w:p>
+        <w:p>
+          <w:pPr>
+            <w:rPr>
+              <w:b/>
+              <w:bCs/>
+              <w:noProof/>
+            </w:rPr>
+          </w:pPr>
+        </w:p>
+        <w:p>
+          <w:pPr>
+            <w:rPr>
+              <w:b/>
+              <w:bCs/>
+              <w:noProof/>
+            </w:rPr>
+          </w:pPr>
+        </w:p>
+        <w:p>
+          <w:pPr>
+            <w:rPr>
+              <w:b/>
+              <w:bCs/>
+              <w:noProof/>
+            </w:rPr>
+          </w:pPr>
+        </w:p>
+        <w:p>
+          <w:pPr>
+            <w:rPr>
+              <w:b/>
+              <w:bCs/>
+              <w:noProof/>
+            </w:rPr>
+          </w:pPr>
+        </w:p>
+        <w:p>
+          <w:pPr>
+            <w:rPr>
+              <w:b/>
+              <w:bCs/>
+              <w:noProof/>
+            </w:rPr>
+          </w:pPr>
+        </w:p>
+        <w:p>
+          <w:pPr>
+            <w:rPr>
+              <w:b/>
+              <w:bCs/>
+              <w:noProof/>
+            </w:rPr>
+          </w:pPr>
+        </w:p>
+        <w:p>
+          <w:pPr>
+            <w:rPr>
+              <w:b/>
+              <w:bCs/>
+              <w:noProof/>
+            </w:rPr>
+          </w:pPr>
+        </w:p>
+        <w:p>
+          <w:pPr>
+            <w:rPr>
+              <w:b/>
+              <w:bCs/>
+              <w:noProof/>
+            </w:rPr>
+          </w:pPr>
+        </w:p>
+        <w:p>
+          <w:pPr>
+            <w:rPr>
+              <w:b/>
+              <w:bCs/>
+              <w:noProof/>
+            </w:rPr>
+          </w:pPr>
+        </w:p>
+        <w:p>
+          <w:pPr>
+            <w:rPr>
+              <w:b/>
+              <w:bCs/>
+              <w:noProof/>
+            </w:rPr>
+          </w:pPr>
+        </w:p>
+        <w:p>
+          <w:pPr>
+            <w:rPr>
+              <w:b/>
+              <w:bCs/>
+              <w:noProof/>
+            </w:rPr>
+          </w:pPr>
+        </w:p>
+        <w:p>
+          <w:pPr>
+            <w:rPr>
+              <w:b/>
+              <w:bCs/>
+              <w:noProof/>
+            </w:rPr>
+          </w:pPr>
+        </w:p>
+        <w:p>
+          <w:pPr>
+            <w:rPr>
+              <w:b/>
+              <w:bCs/>
+              <w:noProof/>
+            </w:rPr>
+          </w:pPr>
+        </w:p>
+        <w:p>
+          <w:pPr>
+            <w:rPr>
+              <w:b/>
+              <w:bCs/>
+              <w:noProof/>
+            </w:rPr>
+          </w:pPr>
+        </w:p>
+        <w:p/>
+      </w:sdtContent>
+    </w:sdt>
     <w:p>
       <w:pPr>
         <w:pStyle w:val="Heading1"/>
       </w:pPr>
+      <w:bookmarkStart w:id="0" w:name="_Toc233722159"/>
       <w:r>
         <w:lastRenderedPageBreak/>
         <w:t>1. Project Overview</w:t>
       </w:r>
+      <w:bookmarkEnd w:id="0"/>
     </w:p>
     <w:p>
       <w:r>
@@ -73,12 +3112,19 @@
       </w:r>
     </w:p>
     <w:p>
+      <w:r>
+        <w:t>In addition to payroll, the system provides a Meal Allowance (Phu cap an) sub-module (Feature 9): a separate CRUD menu that manages per-employee monthly meal allowances, stored in its own data file (meal_allowances.txt). The main menu therefore now offers 10 features (Quit is Feature 10).</w:t>
+      </w:r>
+    </w:p>
+    <w:p>
       <w:pPr>
         <w:pStyle w:val="Heading2"/>
       </w:pPr>
+      <w:bookmarkStart w:id="1" w:name="_Toc233722160"/>
       <w:r>
         <w:t>Main Features:</w:t>
       </w:r>
+      <w:bookmarkEnd w:id="1"/>
     </w:p>
     <w:tbl>
       <w:tblPr>
@@ -677,10 +3723,52 @@
           </w:tcPr>
           <w:p>
             <w:r>
-              <w:rPr>
-                <w:sz w:val="20"/>
-              </w:rPr>
               <w:t>9</w:t>
+            </w:r>
+          </w:p>
+        </w:tc>
+        <w:tc>
+          <w:tcPr>
+            <w:tcW w:w="2160" w:type="dxa"/>
+          </w:tcPr>
+          <w:p>
+            <w:r>
+              <w:t>Meal allowance management (Phu cap an)</w:t>
+            </w:r>
+          </w:p>
+        </w:tc>
+        <w:tc>
+          <w:tcPr>
+            <w:tcW w:w="2160" w:type="dxa"/>
+          </w:tcPr>
+          <w:p>
+            <w:r>
+              <w:t>Payroll / Allowance</w:t>
+            </w:r>
+          </w:p>
+        </w:tc>
+        <w:tc>
+          <w:tcPr>
+            <w:tcW w:w="2160" w:type="dxa"/>
+          </w:tcPr>
+          <w:p>
+            <w:r>
+              <w:t>Admin, Staff</w:t>
+            </w:r>
+          </w:p>
+        </w:tc>
+      </w:tr>
+      <w:tr>
+        <w:trPr>
+          <w:jc w:val="center"/>
+        </w:trPr>
+        <w:tc>
+          <w:tcPr>
+            <w:tcW w:w="2160" w:type="dxa"/>
+          </w:tcPr>
+          <w:p>
+            <w:r>
+              <w:t>10</w:t>
             </w:r>
           </w:p>
         </w:tc>
@@ -729,9 +3817,11 @@
       <w:pPr>
         <w:pStyle w:val="Heading2"/>
       </w:pPr>
+      <w:bookmarkStart w:id="2" w:name="_Toc233722161"/>
       <w:r>
         <w:t>Access Control (Authorization):</w:t>
       </w:r>
+      <w:bookmarkEnd w:id="2"/>
     </w:p>
     <w:p>
       <w:r>
@@ -820,10 +3910,7 @@
           </w:tcPr>
           <w:p>
             <w:r>
-              <w:rPr>
-                <w:sz w:val="20"/>
-              </w:rPr>
-              <w:t>1, 2, 3, 4, 5, 6, 7, 8, 9</w:t>
+              <w:t>1, 2, 3, 4, 5, 6, 7, 8, 9, 10</w:t>
             </w:r>
           </w:p>
         </w:tc>
@@ -833,10 +3920,7 @@
           </w:tcPr>
           <w:p>
             <w:r>
-              <w:rPr>
-                <w:sz w:val="20"/>
-              </w:rPr>
-              <w:t>Full access (all functions)</w:t>
+              <w:t>Full access (all functions, incl. meal allowance)</w:t>
             </w:r>
           </w:p>
         </w:tc>
@@ -864,10 +3948,7 @@
           </w:tcPr>
           <w:p>
             <w:r>
-              <w:rPr>
-                <w:sz w:val="20"/>
-              </w:rPr>
-              <w:t>1, 5, 6, 7, 9</w:t>
+              <w:t>1, 5, 6, 7, 9, 10</w:t>
             </w:r>
           </w:p>
         </w:tc>
@@ -877,10 +3958,11 @@
           </w:tcPr>
           <w:p>
             <w:r>
-              <w:rPr>
-                <w:sz w:val="20"/>
-              </w:rPr>
-              <w:t>Read-only (load, search, payroll, display, quit)</w:t>
+              <w:t xml:space="preserve">Read-only on payroll + full meal allowance (load, search, payroll, display, meal </w:t>
+            </w:r>
+            <w:r>
+              <w:lastRenderedPageBreak/>
+              <w:t>allowance, quit)</w:t>
             </w:r>
           </w:p>
         </w:tc>
@@ -890,9 +3972,12 @@
       <w:pPr>
         <w:pStyle w:val="Heading2"/>
       </w:pPr>
+      <w:bookmarkStart w:id="3" w:name="_Toc233722162"/>
       <w:r>
+        <w:lastRenderedPageBreak/>
         <w:t>Data Constraints:</w:t>
       </w:r>
+      <w:bookmarkEnd w:id="3"/>
     </w:p>
     <w:tbl>
       <w:tblPr>
@@ -1230,7 +4315,6 @@
               <w:rPr>
                 <w:sz w:val="20"/>
               </w:rPr>
-              <w:lastRenderedPageBreak/>
               <w:t>status</w:t>
             </w:r>
           </w:p>
@@ -1327,19 +4411,253 @@
     </w:p>
     <w:p>
       <w:pPr>
+        <w:pStyle w:val="Heading2"/>
+      </w:pPr>
+      <w:bookmarkStart w:id="4" w:name="_Toc233722163"/>
+      <w:r>
+        <w:t>Meal Allowance Constraints (Phu cap an):</w:t>
+      </w:r>
+      <w:bookmarkEnd w:id="4"/>
+    </w:p>
+    <w:p>
+      <w:r>
+        <w:t>The Meal Allowance module manages per-employee monthly meal allowances. Each record links to an existing employee and a specific month.</w:t>
+      </w:r>
+    </w:p>
+    <w:tbl>
+      <w:tblPr>
+        <w:tblStyle w:val="TableGrid"/>
+        <w:tblW w:w="0" w:type="auto"/>
+        <w:tblLook w:val="04A0" w:firstRow="1" w:lastRow="0" w:firstColumn="1" w:lastColumn="0" w:noHBand="0" w:noVBand="1"/>
+      </w:tblPr>
+      <w:tblGrid>
+        <w:gridCol w:w="2880"/>
+        <w:gridCol w:w="2880"/>
+        <w:gridCol w:w="2880"/>
+      </w:tblGrid>
+      <w:tr>
+        <w:tc>
+          <w:tcPr>
+            <w:tcW w:w="2880" w:type="dxa"/>
+          </w:tcPr>
+          <w:p>
+            <w:r>
+              <w:t>Attribute</w:t>
+            </w:r>
+          </w:p>
+        </w:tc>
+        <w:tc>
+          <w:tcPr>
+            <w:tcW w:w="2880" w:type="dxa"/>
+          </w:tcPr>
+          <w:p>
+            <w:r>
+              <w:t>Constraint</w:t>
+            </w:r>
+          </w:p>
+        </w:tc>
+        <w:tc>
+          <w:tcPr>
+            <w:tcW w:w="2880" w:type="dxa"/>
+          </w:tcPr>
+          <w:p>
+            <w:r>
+              <w:t>Valid example</w:t>
+            </w:r>
+          </w:p>
+        </w:tc>
+      </w:tr>
+      <w:tr>
+        <w:tc>
+          <w:tcPr>
+            <w:tcW w:w="2880" w:type="dxa"/>
+          </w:tcPr>
+          <w:p>
+            <w:r>
+              <w:t>id</w:t>
+            </w:r>
+          </w:p>
+        </w:tc>
+        <w:tc>
+          <w:tcPr>
+            <w:tcW w:w="2880" w:type="dxa"/>
+          </w:tcPr>
+          <w:p>
+            <w:r>
+              <w:t>Format ^ML-\d{4}$ (ML-0001..ML-9999), unique</w:t>
+            </w:r>
+          </w:p>
+        </w:tc>
+        <w:tc>
+          <w:tcPr>
+            <w:tcW w:w="2880" w:type="dxa"/>
+          </w:tcPr>
+          <w:p>
+            <w:r>
+              <w:t>ML-0001</w:t>
+            </w:r>
+          </w:p>
+        </w:tc>
+      </w:tr>
+      <w:tr>
+        <w:tc>
+          <w:tcPr>
+            <w:tcW w:w="2880" w:type="dxa"/>
+          </w:tcPr>
+          <w:p>
+            <w:r>
+              <w:t>employeeId</w:t>
+            </w:r>
+          </w:p>
+        </w:tc>
+        <w:tc>
+          <w:tcPr>
+            <w:tcW w:w="2880" w:type="dxa"/>
+          </w:tcPr>
+          <w:p>
+            <w:r>
+              <w:t>Match ^E\d{3}$ AND must exist in the employee list</w:t>
+            </w:r>
+          </w:p>
+        </w:tc>
+        <w:tc>
+          <w:tcPr>
+            <w:tcW w:w="2880" w:type="dxa"/>
+          </w:tcPr>
+          <w:p>
+            <w:r>
+              <w:t>E001</w:t>
+            </w:r>
+          </w:p>
+        </w:tc>
+      </w:tr>
+      <w:tr>
+        <w:tc>
+          <w:tcPr>
+            <w:tcW w:w="2880" w:type="dxa"/>
+          </w:tcPr>
+          <w:p>
+            <w:r>
+              <w:t>month</w:t>
+            </w:r>
+          </w:p>
+        </w:tc>
+        <w:tc>
+          <w:tcPr>
+            <w:tcW w:w="2880" w:type="dxa"/>
+          </w:tcPr>
+          <w:p>
+            <w:r>
+              <w:t>Format MM/yyyy (month 01-12)</w:t>
+            </w:r>
+          </w:p>
+        </w:tc>
+        <w:tc>
+          <w:tcPr>
+            <w:tcW w:w="2880" w:type="dxa"/>
+          </w:tcPr>
+          <w:p>
+            <w:r>
+              <w:t>06/2026</w:t>
+            </w:r>
+          </w:p>
+        </w:tc>
+      </w:tr>
+      <w:tr>
+        <w:tc>
+          <w:tcPr>
+            <w:tcW w:w="2880" w:type="dxa"/>
+          </w:tcPr>
+          <w:p>
+            <w:r>
+              <w:t>days</w:t>
+            </w:r>
+          </w:p>
+        </w:tc>
+        <w:tc>
+          <w:tcPr>
+            <w:tcW w:w="2880" w:type="dxa"/>
+          </w:tcPr>
+          <w:p>
+            <w:r>
+              <w:t>Integer in range 0 - 26</w:t>
+            </w:r>
+          </w:p>
+        </w:tc>
+        <w:tc>
+          <w:tcPr>
+            <w:tcW w:w="2880" w:type="dxa"/>
+          </w:tcPr>
+          <w:p>
+            <w:r>
+              <w:t>22</w:t>
+            </w:r>
+          </w:p>
+        </w:tc>
+      </w:tr>
+      <w:tr>
+        <w:tc>
+          <w:tcPr>
+            <w:tcW w:w="2880" w:type="dxa"/>
+          </w:tcPr>
+          <w:p>
+            <w:r>
+              <w:t>(employeeId, month)</w:t>
+            </w:r>
+          </w:p>
+        </w:tc>
+        <w:tc>
+          <w:tcPr>
+            <w:tcW w:w="2880" w:type="dxa"/>
+          </w:tcPr>
+          <w:p>
+            <w:r>
+              <w:t>Composite key - unique (one record per employee per month)</w:t>
+            </w:r>
+          </w:p>
+        </w:tc>
+        <w:tc>
+          <w:tcPr>
+            <w:tcW w:w="2880" w:type="dxa"/>
+          </w:tcPr>
+          <w:p>
+            <w:r>
+              <w:t>E001 + 06/2026</w:t>
+            </w:r>
+          </w:p>
+        </w:tc>
+      </w:tr>
+    </w:tbl>
+    <w:p>
+      <w:r>
+        <w:t>Meal allowance formula (self-defined):</w:t>
+      </w:r>
+    </w:p>
+    <w:p>
+      <w:r>
+        <w:t>amount = days * UNIT_PRICE,  where UNIT_PRICE = 30,000 / day (constant defined in MealAllowance).</w:t>
+      </w:r>
+    </w:p>
+    <w:p>
+      <w:pPr>
         <w:pStyle w:val="Heading1"/>
       </w:pPr>
+      <w:bookmarkStart w:id="5" w:name="_Toc233722164"/>
       <w:r>
+        <w:lastRenderedPageBreak/>
         <w:t>2. Class Diagram &amp; UML</w:t>
       </w:r>
+      <w:bookmarkEnd w:id="5"/>
     </w:p>
     <w:p>
       <w:pPr>
         <w:pStyle w:val="Heading2"/>
       </w:pPr>
+      <w:bookmarkStart w:id="6" w:name="_Toc233722165"/>
       <w:r>
         <w:t>2.1. Class Diagram</w:t>
       </w:r>
+      <w:bookmarkEnd w:id="6"/>
     </w:p>
     <w:p>
       <w:r>
@@ -1348,11 +4666,14 @@
     </w:p>
     <w:p>
       <w:r>
+        <w:rPr>
+          <w:noProof/>
+        </w:rPr>
         <w:drawing>
-          <wp:inline distT="0" distB="0" distL="0" distR="0" wp14:anchorId="60A34EE4" wp14:editId="287837DF">
-            <wp:extent cx="5486400" cy="3435985"/>
+          <wp:inline distT="0" distB="0" distL="0" distR="0" wp14:anchorId="6C9D456B" wp14:editId="5C2B0594">
+            <wp:extent cx="5486400" cy="5087620"/>
             <wp:effectExtent l="0" t="0" r="0" b="0"/>
-            <wp:docPr id="200755638" name="Picture 1"/>
+            <wp:docPr id="1025714207" name="Picture 1"/>
             <wp:cNvGraphicFramePr>
               <a:graphicFrameLocks xmlns:a="http://schemas.openxmlformats.org/drawingml/2006/main" noChangeAspect="1"/>
             </wp:cNvGraphicFramePr>
@@ -1360,7 +4681,7 @@
               <a:graphicData uri="http://schemas.openxmlformats.org/drawingml/2006/picture">
                 <pic:pic xmlns:pic="http://schemas.openxmlformats.org/drawingml/2006/picture">
                   <pic:nvPicPr>
-                    <pic:cNvPr id="200755638" name=""/>
+                    <pic:cNvPr id="1025714207" name=""/>
                     <pic:cNvPicPr/>
                   </pic:nvPicPr>
                   <pic:blipFill>
@@ -1372,7 +4693,7 @@
                   <pic:spPr>
                     <a:xfrm>
                       <a:off x="0" y="0"/>
-                      <a:ext cx="5486400" cy="3435985"/>
+                      <a:ext cx="5486400" cy="5087620"/>
                     </a:xfrm>
                     <a:prstGeom prst="rect">
                       <a:avLst/>
@@ -1389,9 +4710,11 @@
       <w:pPr>
         <w:pStyle w:val="Heading3"/>
       </w:pPr>
+      <w:bookmarkStart w:id="7" w:name="_Toc233722166"/>
       <w:r>
         <w:t>Class Relationships:</w:t>
       </w:r>
+      <w:bookmarkEnd w:id="7"/>
     </w:p>
     <w:tbl>
       <w:tblPr>
@@ -1594,7 +4917,6 @@
               <w:rPr>
                 <w:sz w:val="20"/>
               </w:rPr>
-              <w:lastRenderedPageBreak/>
               <w:t>Inheritance</w:t>
             </w:r>
           </w:p>
@@ -1872,9 +5194,12 @@
       <w:pPr>
         <w:pStyle w:val="Heading2"/>
       </w:pPr>
+      <w:bookmarkStart w:id="8" w:name="_Toc233722167"/>
       <w:r>
+        <w:lastRenderedPageBreak/>
         <w:t>2.2. Use Case Diagram</w:t>
       </w:r>
+      <w:bookmarkEnd w:id="8"/>
     </w:p>
     <w:p>
       <w:r>
@@ -1883,11 +5208,14 @@
     </w:p>
     <w:p>
       <w:r>
+        <w:rPr>
+          <w:noProof/>
+        </w:rPr>
         <w:drawing>
-          <wp:inline distT="0" distB="0" distL="0" distR="0" wp14:anchorId="101E346A" wp14:editId="33E94A3B">
-            <wp:extent cx="5486400" cy="4098290"/>
+          <wp:inline distT="0" distB="0" distL="0" distR="0" wp14:anchorId="0281847A" wp14:editId="45AE8B1F">
+            <wp:extent cx="5486400" cy="4845050"/>
             <wp:effectExtent l="0" t="0" r="0" b="0"/>
-            <wp:docPr id="213001113" name="Picture 1"/>
+            <wp:docPr id="1579729673" name="Picture 1"/>
             <wp:cNvGraphicFramePr>
               <a:graphicFrameLocks xmlns:a="http://schemas.openxmlformats.org/drawingml/2006/main" noChangeAspect="1"/>
             </wp:cNvGraphicFramePr>
@@ -1895,7 +5223,7 @@
               <a:graphicData uri="http://schemas.openxmlformats.org/drawingml/2006/picture">
                 <pic:pic xmlns:pic="http://schemas.openxmlformats.org/drawingml/2006/picture">
                   <pic:nvPicPr>
-                    <pic:cNvPr id="213001113" name=""/>
+                    <pic:cNvPr id="1579729673" name=""/>
                     <pic:cNvPicPr/>
                   </pic:nvPicPr>
                   <pic:blipFill>
@@ -1907,7 +5235,7 @@
                   <pic:spPr>
                     <a:xfrm>
                       <a:off x="0" y="0"/>
-                      <a:ext cx="5486400" cy="4098290"/>
+                      <a:ext cx="5486400" cy="4845050"/>
                     </a:xfrm>
                     <a:prstGeom prst="rect">
                       <a:avLst/>
@@ -1920,226 +5248,25 @@
         </w:drawing>
       </w:r>
     </w:p>
-    <w:p/>
-    <w:p/>
-    <w:p/>
-    <w:p/>
-    <w:p/>
-    <w:p/>
     <w:p>
       <w:pPr>
         <w:pStyle w:val="Heading1"/>
       </w:pPr>
-      <w:r>
-        <w:lastRenderedPageBreak/>
-        <w:t>3. Project Structure</w:t>
-      </w:r>
-    </w:p>
-    <w:p>
-      <w:r>
-        <w:t>The project follows a layered architecture (Decomposition by class):</w:t>
-      </w:r>
-    </w:p>
-    <w:p>
-      <w:r>
-        <w:rPr>
-          <w:rFonts w:ascii="Consolas" w:hAnsi="Consolas"/>
-          <w:sz w:val="19"/>
-        </w:rPr>
-        <w:t>EmployeePayrollManagementSystem/</w:t>
-      </w:r>
-      <w:r>
-        <w:rPr>
-          <w:rFonts w:ascii="Consolas" w:hAnsi="Consolas"/>
-          <w:sz w:val="19"/>
-        </w:rPr>
-        <w:br/>
-        <w:t>|-- src/</w:t>
-      </w:r>
-      <w:r>
-        <w:rPr>
-          <w:rFonts w:ascii="Consolas" w:hAnsi="Consolas"/>
-          <w:sz w:val="19"/>
-        </w:rPr>
-        <w:br/>
-        <w:t>|   |-- model/                &lt;-- Data Layer</w:t>
-      </w:r>
-      <w:r>
-        <w:rPr>
-          <w:rFonts w:ascii="Consolas" w:hAnsi="Consolas"/>
-          <w:sz w:val="19"/>
-        </w:rPr>
-        <w:br/>
-        <w:t>|   |   |-- Payable.java          (interface - calculateSalary)</w:t>
-      </w:r>
-      <w:r>
-        <w:rPr>
-          <w:rFonts w:ascii="Consolas" w:hAnsi="Consolas"/>
-          <w:sz w:val="19"/>
-        </w:rPr>
-        <w:br/>
-        <w:t>|   |   |-- Employee.java         (abstract base class)</w:t>
-      </w:r>
-      <w:r>
-        <w:rPr>
-          <w:rFonts w:ascii="Consolas" w:hAnsi="Consolas"/>
-          <w:sz w:val="19"/>
-        </w:rPr>
-        <w:br/>
-        <w:t>|   |   |-- Developer.java        (extends Employee)</w:t>
-      </w:r>
-      <w:r>
-        <w:rPr>
-          <w:rFonts w:ascii="Consolas" w:hAnsi="Consolas"/>
-          <w:sz w:val="19"/>
-        </w:rPr>
-        <w:br/>
-        <w:t>|   |   |-- Tester.java           (extends Employee)</w:t>
-      </w:r>
-      <w:r>
-        <w:rPr>
-          <w:rFonts w:ascii="Consolas" w:hAnsi="Consolas"/>
-          <w:sz w:val="19"/>
-        </w:rPr>
-        <w:br/>
-        <w:t>|   |   |-- Manager.java          (extends Employee)</w:t>
-      </w:r>
-      <w:r>
-        <w:rPr>
-          <w:rFonts w:ascii="Consolas" w:hAnsi="Consolas"/>
-          <w:sz w:val="19"/>
-        </w:rPr>
-        <w:br/>
-        <w:t>|   |   |-- HR.java               (extends Employee)</w:t>
-      </w:r>
-      <w:r>
-        <w:rPr>
-          <w:rFonts w:ascii="Consolas" w:hAnsi="Consolas"/>
-          <w:sz w:val="19"/>
-        </w:rPr>
-        <w:br/>
-        <w:t>|   |   |-- Account.java          (abstract - authorization)</w:t>
-      </w:r>
-      <w:r>
-        <w:rPr>
-          <w:rFonts w:ascii="Consolas" w:hAnsi="Consolas"/>
-          <w:sz w:val="19"/>
-        </w:rPr>
-        <w:br/>
-        <w:t>|   |   |-- Admin.java            (extends Account)</w:t>
-      </w:r>
-      <w:r>
-        <w:rPr>
-          <w:rFonts w:ascii="Consolas" w:hAnsi="Consolas"/>
-          <w:sz w:val="19"/>
-        </w:rPr>
-        <w:br/>
-        <w:t>|   |   +-- Staff.java            (extends Account)</w:t>
-      </w:r>
-      <w:r>
-        <w:rPr>
-          <w:rFonts w:ascii="Consolas" w:hAnsi="Consolas"/>
-          <w:sz w:val="19"/>
-        </w:rPr>
-        <w:br/>
-        <w:t>|   |-- factory/              &lt;-- Object Creation</w:t>
-      </w:r>
-      <w:r>
-        <w:rPr>
-          <w:rFonts w:ascii="Consolas" w:hAnsi="Consolas"/>
-          <w:sz w:val="19"/>
-        </w:rPr>
-        <w:br/>
-        <w:t>|   |   +-- EmployeeFactory.java  (role -&gt; correct subclass)</w:t>
-      </w:r>
-      <w:r>
-        <w:rPr>
-          <w:rFonts w:ascii="Consolas" w:hAnsi="Consolas"/>
-          <w:sz w:val="19"/>
-        </w:rPr>
-        <w:br/>
-        <w:t>|   |-- tools/                &lt;-- Utility</w:t>
-      </w:r>
-      <w:r>
-        <w:rPr>
-          <w:rFonts w:ascii="Consolas" w:hAnsi="Consolas"/>
-          <w:sz w:val="19"/>
-        </w:rPr>
-        <w:br/>
-        <w:t>|   |   |-- Validator.java        (regex + constraint rules)</w:t>
-      </w:r>
-      <w:r>
-        <w:rPr>
-          <w:rFonts w:ascii="Consolas" w:hAnsi="Consolas"/>
-          <w:sz w:val="19"/>
-        </w:rPr>
-        <w:br/>
-        <w:t>|   |   +-- Inputter.java         (input validation helper)</w:t>
-      </w:r>
-      <w:r>
-        <w:rPr>
-          <w:rFonts w:ascii="Consolas" w:hAnsi="Consolas"/>
-          <w:sz w:val="19"/>
-        </w:rPr>
-        <w:br/>
-        <w:t>|   |-- business/             &lt;-- Business Layer</w:t>
-      </w:r>
-      <w:r>
-        <w:rPr>
-          <w:rFonts w:ascii="Consolas" w:hAnsi="Consolas"/>
-          <w:sz w:val="19"/>
-        </w:rPr>
-        <w:br/>
-        <w:t>|   |   |-- EmployeeManager.java  (9 features + file I/O)</w:t>
-      </w:r>
-      <w:r>
-        <w:rPr>
-          <w:rFonts w:ascii="Consolas" w:hAnsi="Consolas"/>
-          <w:sz w:val="19"/>
-        </w:rPr>
-        <w:br/>
-        <w:t>|   |   +-- AuthService.java      (login + account list)</w:t>
-      </w:r>
-      <w:r>
-        <w:rPr>
-          <w:rFonts w:ascii="Consolas" w:hAnsi="Consolas"/>
-          <w:sz w:val="19"/>
-        </w:rPr>
-        <w:br/>
-        <w:t>|   +-- main/                 &lt;-- Presentation Layer</w:t>
-      </w:r>
-      <w:r>
-        <w:rPr>
-          <w:rFonts w:ascii="Consolas" w:hAnsi="Consolas"/>
-          <w:sz w:val="19"/>
-        </w:rPr>
-        <w:br/>
-        <w:t>|       +-- Main.java             (login + menu loop + access check)</w:t>
-      </w:r>
-      <w:r>
-        <w:rPr>
-          <w:rFonts w:ascii="Consolas" w:hAnsi="Consolas"/>
-          <w:sz w:val="19"/>
-        </w:rPr>
-        <w:br/>
-        <w:t>+-- employees.txt             (employee data file)</w:t>
-      </w:r>
-    </w:p>
-    <w:p>
-      <w:pPr>
-        <w:pStyle w:val="Heading1"/>
-      </w:pPr>
+      <w:bookmarkStart w:id="9" w:name="_Toc233722168"/>
       <w:r>
         <w:t>4. Class Descriptions</w:t>
       </w:r>
+      <w:bookmarkEnd w:id="9"/>
     </w:p>
     <w:p>
       <w:pPr>
         <w:pStyle w:val="Heading2"/>
       </w:pPr>
+      <w:bookmarkStart w:id="10" w:name="_Toc233722169"/>
       <w:r>
         <w:t>4.1. Model Layer</w:t>
       </w:r>
+      <w:bookmarkEnd w:id="10"/>
     </w:p>
     <w:p>
       <w:r>
@@ -2193,6 +5320,7 @@
                 <w:b/>
                 <w:sz w:val="20"/>
               </w:rPr>
+              <w:lastRenderedPageBreak/>
               <w:t>Member</w:t>
             </w:r>
           </w:p>
@@ -2529,14 +5657,7 @@
               <w:rPr>
                 <w:sz w:val="20"/>
               </w:rPr>
-              <w:t xml:space="preserve">Template salary formula (uses </w:t>
-            </w:r>
-            <w:r>
-              <w:rPr>
-                <w:sz w:val="20"/>
-              </w:rPr>
-              <w:lastRenderedPageBreak/>
-              <w:t>roleAllowance)</w:t>
+              <w:t>Template salary formula (uses roleAllowance)</w:t>
             </w:r>
           </w:p>
         </w:tc>
@@ -2554,7 +5675,6 @@
               <w:rPr>
                 <w:sz w:val="20"/>
               </w:rPr>
-              <w:lastRenderedPageBreak/>
               <w:t>+isActive()</w:t>
             </w:r>
           </w:p>
@@ -3225,10 +6345,7 @@
           </w:tcPr>
           <w:p>
             <w:r>
-              <w:rPr>
-                <w:sz w:val="20"/>
-              </w:rPr>
-              <w:t>{1,2,3,4,5,6,7,8,9} - full access</w:t>
+              <w:t>{1,2,3,4,5,6,7,8,9,10} - full access</w:t>
             </w:r>
           </w:p>
         </w:tc>
@@ -3256,10 +6373,350 @@
           </w:tcPr>
           <w:p>
             <w:r>
-              <w:rPr>
-                <w:sz w:val="20"/>
-              </w:rPr>
-              <w:t>{1,5,6,7,9} - read-only</w:t>
+              <w:t>{1,5,6,7,9,10} - read-only payroll + meal allowance</w:t>
+            </w:r>
+          </w:p>
+        </w:tc>
+      </w:tr>
+    </w:tbl>
+    <w:p>
+      <w:r>
+        <w:t>MealAllowance.java (Entity) - Meal Allowance module</w:t>
+      </w:r>
+    </w:p>
+    <w:p>
+      <w:r>
+        <w:t>Represents a monthly meal allowance for one employee. Encapsulates id, employeeId, month and days, and computes amount = days * UNIT_PRICE. Uniqueness is defined by the composite key (employeeId, month) via overridden equals()/hashCode() (Encapsulation).</w:t>
+      </w:r>
+    </w:p>
+    <w:tbl>
+      <w:tblPr>
+        <w:tblStyle w:val="TableGrid"/>
+        <w:tblW w:w="0" w:type="auto"/>
+        <w:tblLook w:val="04A0" w:firstRow="1" w:lastRow="0" w:firstColumn="1" w:lastColumn="0" w:noHBand="0" w:noVBand="1"/>
+      </w:tblPr>
+      <w:tblGrid>
+        <w:gridCol w:w="2880"/>
+        <w:gridCol w:w="2880"/>
+        <w:gridCol w:w="2880"/>
+      </w:tblGrid>
+      <w:tr>
+        <w:tc>
+          <w:tcPr>
+            <w:tcW w:w="2880" w:type="dxa"/>
+          </w:tcPr>
+          <w:p>
+            <w:r>
+              <w:lastRenderedPageBreak/>
+              <w:t>Member</w:t>
+            </w:r>
+          </w:p>
+        </w:tc>
+        <w:tc>
+          <w:tcPr>
+            <w:tcW w:w="2880" w:type="dxa"/>
+          </w:tcPr>
+          <w:p>
+            <w:r>
+              <w:t>Type</w:t>
+            </w:r>
+          </w:p>
+        </w:tc>
+        <w:tc>
+          <w:tcPr>
+            <w:tcW w:w="2880" w:type="dxa"/>
+          </w:tcPr>
+          <w:p>
+            <w:r>
+              <w:t>Description</w:t>
+            </w:r>
+          </w:p>
+        </w:tc>
+      </w:tr>
+      <w:tr>
+        <w:tc>
+          <w:tcPr>
+            <w:tcW w:w="2880" w:type="dxa"/>
+          </w:tcPr>
+          <w:p>
+            <w:r>
+              <w:t>UNIT_PRICE / MAX_DAYS</w:t>
+            </w:r>
+          </w:p>
+        </w:tc>
+        <w:tc>
+          <w:tcPr>
+            <w:tcW w:w="2880" w:type="dxa"/>
+          </w:tcPr>
+          <w:p>
+            <w:r>
+              <w:t>static final</w:t>
+            </w:r>
+          </w:p>
+        </w:tc>
+        <w:tc>
+          <w:tcPr>
+            <w:tcW w:w="2880" w:type="dxa"/>
+          </w:tcPr>
+          <w:p>
+            <w:r>
+              <w:t>30,000 per day; maximum 26 days</w:t>
+            </w:r>
+          </w:p>
+        </w:tc>
+      </w:tr>
+      <w:tr>
+        <w:tc>
+          <w:tcPr>
+            <w:tcW w:w="2880" w:type="dxa"/>
+          </w:tcPr>
+          <w:p>
+            <w:r>
+              <w:t>-id</w:t>
+            </w:r>
+          </w:p>
+        </w:tc>
+        <w:tc>
+          <w:tcPr>
+            <w:tcW w:w="2880" w:type="dxa"/>
+          </w:tcPr>
+          <w:p>
+            <w:r>
+              <w:t>String (private)</w:t>
+            </w:r>
+          </w:p>
+        </w:tc>
+        <w:tc>
+          <w:tcPr>
+            <w:tcW w:w="2880" w:type="dxa"/>
+          </w:tcPr>
+          <w:p>
+            <w:r>
+              <w:t>Unique meal allowance id (ML-\d{4})</w:t>
+            </w:r>
+          </w:p>
+        </w:tc>
+      </w:tr>
+      <w:tr>
+        <w:tc>
+          <w:tcPr>
+            <w:tcW w:w="2880" w:type="dxa"/>
+          </w:tcPr>
+          <w:p>
+            <w:r>
+              <w:t>-employeeId / -month</w:t>
+            </w:r>
+          </w:p>
+        </w:tc>
+        <w:tc>
+          <w:tcPr>
+            <w:tcW w:w="2880" w:type="dxa"/>
+          </w:tcPr>
+          <w:p>
+            <w:r>
+              <w:t>String (private)</w:t>
+            </w:r>
+          </w:p>
+        </w:tc>
+        <w:tc>
+          <w:tcPr>
+            <w:tcW w:w="2880" w:type="dxa"/>
+          </w:tcPr>
+          <w:p>
+            <w:r>
+              <w:t>Linked employee id; month (MM/yyyy)</w:t>
+            </w:r>
+          </w:p>
+        </w:tc>
+      </w:tr>
+      <w:tr>
+        <w:tc>
+          <w:tcPr>
+            <w:tcW w:w="2880" w:type="dxa"/>
+          </w:tcPr>
+          <w:p>
+            <w:r>
+              <w:t>-days</w:t>
+            </w:r>
+          </w:p>
+        </w:tc>
+        <w:tc>
+          <w:tcPr>
+            <w:tcW w:w="2880" w:type="dxa"/>
+          </w:tcPr>
+          <w:p>
+            <w:r>
+              <w:t>int (private)</w:t>
+            </w:r>
+          </w:p>
+        </w:tc>
+        <w:tc>
+          <w:tcPr>
+            <w:tcW w:w="2880" w:type="dxa"/>
+          </w:tcPr>
+          <w:p>
+            <w:r>
+              <w:t>Number of meal days (0-26)</w:t>
+            </w:r>
+          </w:p>
+        </w:tc>
+      </w:tr>
+      <w:tr>
+        <w:tc>
+          <w:tcPr>
+            <w:tcW w:w="2880" w:type="dxa"/>
+          </w:tcPr>
+          <w:p>
+            <w:r>
+              <w:t>+getAmount()</w:t>
+            </w:r>
+          </w:p>
+        </w:tc>
+        <w:tc>
+          <w:tcPr>
+            <w:tcW w:w="2880" w:type="dxa"/>
+          </w:tcPr>
+          <w:p>
+            <w:r>
+              <w:t>double</w:t>
+            </w:r>
+          </w:p>
+        </w:tc>
+        <w:tc>
+          <w:tcPr>
+            <w:tcW w:w="2880" w:type="dxa"/>
+          </w:tcPr>
+          <w:p>
+            <w:r>
+              <w:t>days * UNIT_PRICE</w:t>
+            </w:r>
+          </w:p>
+        </w:tc>
+      </w:tr>
+      <w:tr>
+        <w:tc>
+          <w:tcPr>
+            <w:tcW w:w="2880" w:type="dxa"/>
+          </w:tcPr>
+          <w:p>
+            <w:r>
+              <w:t>+setDays(days)</w:t>
+            </w:r>
+          </w:p>
+        </w:tc>
+        <w:tc>
+          <w:tcPr>
+            <w:tcW w:w="2880" w:type="dxa"/>
+          </w:tcPr>
+          <w:p>
+            <w:r>
+              <w:t>void</w:t>
+            </w:r>
+          </w:p>
+        </w:tc>
+        <w:tc>
+          <w:tcPr>
+            <w:tcW w:w="2880" w:type="dxa"/>
+          </w:tcPr>
+          <w:p>
+            <w:r>
+              <w:t>Update days within [0,26] (recalculates amount)</w:t>
+            </w:r>
+          </w:p>
+        </w:tc>
+      </w:tr>
+      <w:tr>
+        <w:tc>
+          <w:tcPr>
+            <w:tcW w:w="2880" w:type="dxa"/>
+          </w:tcPr>
+          <w:p>
+            <w:r>
+              <w:t>+sameKey(empId, month)</w:t>
+            </w:r>
+          </w:p>
+        </w:tc>
+        <w:tc>
+          <w:tcPr>
+            <w:tcW w:w="2880" w:type="dxa"/>
+          </w:tcPr>
+          <w:p>
+            <w:r>
+              <w:t>boolean</w:t>
+            </w:r>
+          </w:p>
+        </w:tc>
+        <w:tc>
+          <w:tcPr>
+            <w:tcW w:w="2880" w:type="dxa"/>
+          </w:tcPr>
+          <w:p>
+            <w:r>
+              <w:t>Composite-key match</w:t>
+            </w:r>
+          </w:p>
+        </w:tc>
+      </w:tr>
+      <w:tr>
+        <w:tc>
+          <w:tcPr>
+            <w:tcW w:w="2880" w:type="dxa"/>
+          </w:tcPr>
+          <w:p>
+            <w:r>
+              <w:t>+toDataLine() / toString()</w:t>
+            </w:r>
+          </w:p>
+        </w:tc>
+        <w:tc>
+          <w:tcPr>
+            <w:tcW w:w="2880" w:type="dxa"/>
+          </w:tcPr>
+          <w:p>
+            <w:r>
+              <w:t>String</w:t>
+            </w:r>
+          </w:p>
+        </w:tc>
+        <w:tc>
+          <w:tcPr>
+            <w:tcW w:w="2880" w:type="dxa"/>
+          </w:tcPr>
+          <w:p>
+            <w:r>
+              <w:t>File format / table display</w:t>
+            </w:r>
+          </w:p>
+        </w:tc>
+      </w:tr>
+      <w:tr>
+        <w:tc>
+          <w:tcPr>
+            <w:tcW w:w="2880" w:type="dxa"/>
+          </w:tcPr>
+          <w:p>
+            <w:r>
+              <w:t>+equals() / hashCode()</w:t>
+            </w:r>
+          </w:p>
+        </w:tc>
+        <w:tc>
+          <w:tcPr>
+            <w:tcW w:w="2880" w:type="dxa"/>
+          </w:tcPr>
+          <w:p>
+            <w:r>
+              <w:t>boolean / int</w:t>
+            </w:r>
+          </w:p>
+        </w:tc>
+        <w:tc>
+          <w:tcPr>
+            <w:tcW w:w="2880" w:type="dxa"/>
+          </w:tcPr>
+          <w:p>
+            <w:r>
+              <w:t>Compare by (employeeId, month)</w:t>
             </w:r>
           </w:p>
         </w:tc>
@@ -3269,9 +6726,11 @@
       <w:pPr>
         <w:pStyle w:val="Heading2"/>
       </w:pPr>
+      <w:bookmarkStart w:id="11" w:name="_Toc233722170"/>
       <w:r>
         <w:t>4.2. Factory Layer</w:t>
       </w:r>
+      <w:bookmarkEnd w:id="11"/>
     </w:p>
     <w:p>
       <w:r>
@@ -3290,9 +6749,11 @@
       <w:pPr>
         <w:pStyle w:val="Heading2"/>
       </w:pPr>
+      <w:bookmarkStart w:id="12" w:name="_Toc233722171"/>
       <w:r>
         <w:t>4.3. Tools Layer</w:t>
       </w:r>
+      <w:bookmarkEnd w:id="12"/>
     </w:p>
     <w:p>
       <w:r>
@@ -3304,7 +6765,7 @@
     </w:p>
     <w:p>
       <w:r>
-        <w:t>Centralizes all validation rules in one place (Pattern Recognition): ID_REGEX (E\d{3}), ROLES, STATUSES, and range checks.</w:t>
+        <w:t>Centralizes all validation rules in one place (Pattern Recognition): ID_REGEX (E\d{3}), ROLES, STATUSES, and range checks. It also validates the Meal Allowance module: MEAL_ALLOWANCE_ID_REGEX (ML-\d{4}), MONTH_REGEX (MM/yyyy), and the meal-day range (0-26).</w:t>
       </w:r>
     </w:p>
     <w:p>
@@ -3317,7 +6778,6 @@
     </w:p>
     <w:p>
       <w:r>
-        <w:lastRenderedPageBreak/>
         <w:t>Utility class for keyboard input with built-in validation loops:</w:t>
       </w:r>
     </w:p>
@@ -3556,9 +7016,11 @@
       <w:pPr>
         <w:pStyle w:val="Heading2"/>
       </w:pPr>
+      <w:bookmarkStart w:id="13" w:name="_Toc233722172"/>
       <w:r>
         <w:t>4.4. Business Layer</w:t>
       </w:r>
+      <w:bookmarkEnd w:id="13"/>
     </w:p>
     <w:p>
       <w:r>
@@ -3570,7 +7032,8 @@
     </w:p>
     <w:p>
       <w:r>
-        <w:t>Manages the List&lt;Employee&gt; and all 9 features. Uses a dirty flag to track unsaved changes.</w:t>
+        <w:lastRenderedPageBreak/>
+        <w:t>Manages the List&lt;Employee&gt; and the employee features (1-8) plus quit. Uses a dirty flag to track unsaved changes.</w:t>
       </w:r>
     </w:p>
     <w:tbl>
@@ -3925,12 +7388,167 @@
       </w:tr>
     </w:tbl>
     <w:p>
+      <w:r>
+        <w:t>MealAllowanceManager.java</w:t>
+      </w:r>
+    </w:p>
+    <w:p>
+      <w:r>
+        <w:t>Manages the List&lt;MealAllowance&gt; and the meal allowance sub-menu (its own CRUD loop with 6 options). Holds a reference to EmployeeManager to verify that an employee exists before creating an allowance (association). Uses its own dirty flag and a separate data file (meal_allowances.txt).</w:t>
+      </w:r>
+    </w:p>
+    <w:tbl>
+      <w:tblPr>
+        <w:tblStyle w:val="TableGrid"/>
+        <w:tblW w:w="0" w:type="auto"/>
+        <w:tblLook w:val="04A0" w:firstRow="1" w:lastRow="0" w:firstColumn="1" w:lastColumn="0" w:noHBand="0" w:noVBand="1"/>
+      </w:tblPr>
+      <w:tblGrid>
+        <w:gridCol w:w="4320"/>
+        <w:gridCol w:w="4320"/>
+      </w:tblGrid>
+      <w:tr>
+        <w:tc>
+          <w:tcPr>
+            <w:tcW w:w="4320" w:type="dxa"/>
+          </w:tcPr>
+          <w:p>
+            <w:r>
+              <w:t>Method</w:t>
+            </w:r>
+          </w:p>
+        </w:tc>
+        <w:tc>
+          <w:tcPr>
+            <w:tcW w:w="4320" w:type="dxa"/>
+          </w:tcPr>
+          <w:p>
+            <w:r>
+              <w:t>Function</w:t>
+            </w:r>
+          </w:p>
+        </w:tc>
+      </w:tr>
+      <w:tr>
+        <w:tc>
+          <w:tcPr>
+            <w:tcW w:w="4320" w:type="dxa"/>
+          </w:tcPr>
+          <w:p>
+            <w:r>
+              <w:t>run()</w:t>
+            </w:r>
+          </w:p>
+        </w:tc>
+        <w:tc>
+          <w:tcPr>
+            <w:tcW w:w="4320" w:type="dxa"/>
+          </w:tcPr>
+          <w:p>
+            <w:r>
+              <w:t>Load data, then loop the 6-option meal allowance sub-menu</w:t>
+            </w:r>
+          </w:p>
+        </w:tc>
+      </w:tr>
+      <w:tr>
+        <w:tc>
+          <w:tcPr>
+            <w:tcW w:w="4320" w:type="dxa"/>
+          </w:tcPr>
+          <w:p>
+            <w:r>
+              <w:t>load()</w:t>
+            </w:r>
+          </w:p>
+        </w:tc>
+        <w:tc>
+          <w:tcPr>
+            <w:tcW w:w="4320" w:type="dxa"/>
+          </w:tcPr>
+          <w:p>
+            <w:r>
+              <w:t>Read meal_allowances.txt; skip &amp; count invalid lines safely</w:t>
+            </w:r>
+          </w:p>
+        </w:tc>
+      </w:tr>
+      <w:tr>
+        <w:tc>
+          <w:tcPr>
+            <w:tcW w:w="4320" w:type="dxa"/>
+          </w:tcPr>
+          <w:p>
+            <w:r>
+              <w:t>add()</w:t>
+            </w:r>
+          </w:p>
+        </w:tc>
+        <w:tc>
+          <w:tcPr>
+            <w:tcW w:w="4320" w:type="dxa"/>
+          </w:tcPr>
+          <w:p>
+            <w:r>
+              <w:t>Create a record; validate id/employeeId/month/days; reject duplicates</w:t>
+            </w:r>
+          </w:p>
+        </w:tc>
+      </w:tr>
+      <w:tr>
+        <w:tc>
+          <w:tcPr>
+            <w:tcW w:w="4320" w:type="dxa"/>
+          </w:tcPr>
+          <w:p>
+            <w:r>
+              <w:t>display() / update() / remove()</w:t>
+            </w:r>
+          </w:p>
+        </w:tc>
+        <w:tc>
+          <w:tcPr>
+            <w:tcW w:w="4320" w:type="dxa"/>
+          </w:tcPr>
+          <w:p>
+            <w:r>
+              <w:t>Print table / update days (recompute amount) / delete by id (confirm)</w:t>
+            </w:r>
+          </w:p>
+        </w:tc>
+      </w:tr>
+      <w:tr>
+        <w:tc>
+          <w:tcPr>
+            <w:tcW w:w="4320" w:type="dxa"/>
+          </w:tcPr>
+          <w:p>
+            <w:r>
+              <w:t>save()</w:t>
+            </w:r>
+          </w:p>
+        </w:tc>
+        <w:tc>
+          <w:tcPr>
+            <w:tcW w:w="4320" w:type="dxa"/>
+          </w:tcPr>
+          <w:p>
+            <w:r>
+              <w:t>Write all records back to meal_allowances.txt</w:t>
+            </w:r>
+          </w:p>
+        </w:tc>
+      </w:tr>
+    </w:tbl>
+    <w:p>
       <w:pPr>
         <w:pStyle w:val="Heading2"/>
       </w:pPr>
+      <w:bookmarkStart w:id="14" w:name="_Toc233722173"/>
       <w:r>
         <w:t>4.5. Presentation Layer</w:t>
       </w:r>
+      <w:bookmarkEnd w:id="14"/>
     </w:p>
     <w:p>
       <w:r>
@@ -3942,24 +7560,29 @@
     </w:p>
     <w:p>
       <w:r>
-        <w:t>Main entry point. Requires login first; then runs the 9-feature menu loop and checks currentUser.canAccess(choice) before executing each feature. Sets Locale.US for consistent number formatting.</w:t>
+        <w:t>Main entry point. Requires login first; then runs the 10-feature menu loop (including the meal allowance sub-menu) and checks currentUser.canAccess(choice) before executing each feature. Sets Locale.US for consistent number formatting.</w:t>
       </w:r>
     </w:p>
     <w:p>
       <w:pPr>
         <w:pStyle w:val="Heading1"/>
       </w:pPr>
+      <w:bookmarkStart w:id="15" w:name="_Toc233722174"/>
       <w:r>
+        <w:lastRenderedPageBreak/>
         <w:t>5. How to Run the Program</w:t>
       </w:r>
+      <w:bookmarkEnd w:id="15"/>
     </w:p>
     <w:p>
       <w:pPr>
         <w:pStyle w:val="Heading2"/>
       </w:pPr>
+      <w:bookmarkStart w:id="16" w:name="_Toc233722175"/>
       <w:r>
         <w:t>5.1. System Requirements</w:t>
       </w:r>
+      <w:bookmarkEnd w:id="16"/>
     </w:p>
     <w:p>
       <w:pPr>
@@ -3989,10 +7612,11 @@
       <w:pPr>
         <w:pStyle w:val="Heading2"/>
       </w:pPr>
+      <w:bookmarkStart w:id="17" w:name="_Toc233722176"/>
       <w:r>
-        <w:lastRenderedPageBreak/>
         <w:t>5.2. Running with IDE (IntelliJ IDEA)</w:t>
       </w:r>
+      <w:bookmarkEnd w:id="17"/>
     </w:p>
     <w:p>
       <w:pPr>
@@ -4001,11 +7625,9 @@
       <w:r>
         <w:t xml:space="preserve">Open </w:t>
       </w:r>
-      <w:proofErr w:type="spellStart"/>
       <w:r>
         <w:t>Netbean</w:t>
       </w:r>
-      <w:proofErr w:type="spellEnd"/>
       <w:r>
         <w:t xml:space="preserve"> -&gt; File -&gt; Open -&gt; select the EmployeePayrollManagementSystem folder</w:t>
       </w:r>
@@ -4039,30 +7661,7 @@
         <w:pStyle w:val="ListNumber"/>
       </w:pPr>
       <w:r>
-        <w:t>The program will run in the IDE's Console window</w:t>
-      </w:r>
-    </w:p>
-    <w:p>
-      <w:r>
-        <w:rPr>
-          <w:b/>
-          <w:color w:val="C00000"/>
-        </w:rPr>
-        <w:t xml:space="preserve">[ảnh] </w:t>
-      </w:r>
-      <w:r>
-        <w:rPr>
-          <w:i/>
-        </w:rPr>
-        <w:t>Screenshot of IntelliJ IDEA right-clicking Main.java and selecting Run 'Main.main()'.</w:t>
-      </w:r>
-    </w:p>
-    <w:p>
-      <w:pPr>
-        <w:pStyle w:val="Heading2"/>
-      </w:pPr>
-      <w:r>
-        <w:t>5.3. Running with Command Line</w:t>
+        <w:t>The program will run in the IDE's Console window5.3. Running with Command Line</w:t>
       </w:r>
     </w:p>
     <w:p>
@@ -4102,9 +7701,11 @@
       <w:pPr>
         <w:pStyle w:val="Heading2"/>
       </w:pPr>
+      <w:bookmarkStart w:id="18" w:name="_Toc233722177"/>
       <w:r>
         <w:t>5.4. Default Accounts</w:t>
       </w:r>
+      <w:bookmarkEnd w:id="18"/>
     </w:p>
     <w:tbl>
       <w:tblPr>
@@ -4258,9 +7859,11 @@
       <w:pPr>
         <w:pStyle w:val="Heading2"/>
       </w:pPr>
+      <w:bookmarkStart w:id="19" w:name="_Toc233722178"/>
       <w:r>
         <w:t>5.5. Startup / Login Screen</w:t>
       </w:r>
+      <w:bookmarkEnd w:id="19"/>
     </w:p>
     <w:p>
       <w:r>
@@ -4268,6 +7871,9 @@
       </w:r>
     </w:p>
     <w:p>
+      <w:pPr>
+        <w:jc w:val="center"/>
+      </w:pPr>
       <w:r>
         <w:rPr>
           <w:rFonts w:ascii="Consolas" w:hAnsi="Consolas"/>
@@ -4347,6 +7953,7 @@
       </w:r>
       <w:r>
         <w:rPr>
+          <w:noProof/>
           <w:color w:val="C00000"/>
         </w:rPr>
         <w:drawing>
@@ -4390,26 +7997,31 @@
       <w:pPr>
         <w:pStyle w:val="Heading1"/>
       </w:pPr>
+      <w:bookmarkStart w:id="20" w:name="_Toc233722179"/>
       <w:r>
         <w:t>6. Feature Usage Guide</w:t>
+      </w:r>
+      <w:bookmarkEnd w:id="20"/>
+    </w:p>
+    <w:p>
+      <w:pPr>
+        <w:pStyle w:val="Heading2"/>
+      </w:pPr>
+      <w:bookmarkStart w:id="21" w:name="_Toc233722180"/>
+      <w:r>
+        <w:t>6.0. Login &amp; Authorization</w:t>
+      </w:r>
+      <w:bookmarkEnd w:id="21"/>
+    </w:p>
+    <w:p>
+      <w:r>
+        <w:t>On startup, enter a username and password. After 3 failed attempts the program exits. Once logged in, the menu shows all 10 features but marks the ones outside your role as [locked]; selecting a locked feature shows "Access denied".</w:t>
       </w:r>
     </w:p>
     <w:p>
       <w:pPr>
         <w:pStyle w:val="Heading2"/>
-      </w:pPr>
-      <w:r>
-        <w:t>6.0. Login &amp; Authorization</w:t>
-      </w:r>
-    </w:p>
-    <w:p>
-      <w:r>
-        <w:t>On startup, enter a username and password. After 3 failed attempts the program exits. Once logged in, the menu shows all 9 features but marks the ones outside your role as [locked]; selecting a locked feature shows "Access denied".</w:t>
-      </w:r>
-    </w:p>
-    <w:p>
-      <w:pPr>
-        <w:pStyle w:val="Heading2"/>
+        <w:jc w:val="center"/>
         <w:rPr>
           <w:rFonts w:ascii="Calibri" w:eastAsiaTheme="minorEastAsia" w:hAnsi="Calibri" w:cstheme="minorBidi"/>
           <w:bCs w:val="0"/>
@@ -4418,10 +8030,12 @@
           <w:szCs w:val="22"/>
         </w:rPr>
       </w:pPr>
+      <w:bookmarkStart w:id="22" w:name="_Toc233722181"/>
       <w:r>
         <w:rPr>
           <w:rFonts w:ascii="Calibri" w:eastAsiaTheme="minorEastAsia" w:hAnsi="Calibri" w:cstheme="minorBidi"/>
           <w:bCs w:val="0"/>
+          <w:noProof/>
           <w:color w:val="C00000"/>
           <w:sz w:val="22"/>
           <w:szCs w:val="22"/>
@@ -4462,24 +8076,17 @@
           </wp:inline>
         </w:drawing>
       </w:r>
-      <w:r>
-        <w:rPr>
-          <w:rFonts w:ascii="Calibri" w:eastAsiaTheme="minorEastAsia" w:hAnsi="Calibri" w:cstheme="minorBidi"/>
-          <w:bCs w:val="0"/>
-          <w:color w:val="C00000"/>
-          <w:sz w:val="22"/>
-          <w:szCs w:val="22"/>
-        </w:rPr>
-        <w:t xml:space="preserve"> </w:t>
-      </w:r>
+      <w:bookmarkEnd w:id="22"/>
     </w:p>
     <w:p>
       <w:pPr>
         <w:pStyle w:val="Heading2"/>
       </w:pPr>
+      <w:bookmarkStart w:id="23" w:name="_Toc233722182"/>
       <w:r>
         <w:t>6.1. Feature 1: Load employee data from file</w:t>
       </w:r>
+      <w:bookmarkEnd w:id="23"/>
     </w:p>
     <w:p>
       <w:r>
@@ -4489,8 +8096,13 @@
     <w:p>
       <w:pPr>
         <w:pStyle w:val="Heading2"/>
+        <w:jc w:val="center"/>
       </w:pPr>
+      <w:bookmarkStart w:id="24" w:name="_Toc233722183"/>
       <w:r>
+        <w:rPr>
+          <w:noProof/>
+        </w:rPr>
         <w:lastRenderedPageBreak/>
         <w:drawing>
           <wp:inline distT="0" distB="0" distL="0" distR="0" wp14:anchorId="5D0DE71E" wp14:editId="79685C3C">
@@ -4528,14 +8140,17 @@
           </wp:inline>
         </w:drawing>
       </w:r>
+      <w:bookmarkEnd w:id="24"/>
     </w:p>
     <w:p>
       <w:pPr>
         <w:pStyle w:val="Heading2"/>
       </w:pPr>
+      <w:bookmarkStart w:id="25" w:name="_Toc233722184"/>
       <w:r>
         <w:t>6.2. Feature 2: Add a new employee (Admin only)</w:t>
       </w:r>
+      <w:bookmarkEnd w:id="25"/>
     </w:p>
     <w:p>
       <w:r>
@@ -4606,8 +8221,13 @@
     <w:p>
       <w:pPr>
         <w:pStyle w:val="Heading2"/>
+        <w:jc w:val="center"/>
       </w:pPr>
+      <w:bookmarkStart w:id="26" w:name="_Toc233722185"/>
       <w:r>
+        <w:rPr>
+          <w:noProof/>
+        </w:rPr>
         <w:drawing>
           <wp:inline distT="0" distB="0" distL="0" distR="0" wp14:anchorId="7C41063A" wp14:editId="6598DC0C">
             <wp:extent cx="3867690" cy="2305372"/>
@@ -4644,14 +8264,17 @@
           </wp:inline>
         </w:drawing>
       </w:r>
+      <w:bookmarkEnd w:id="26"/>
     </w:p>
     <w:p>
       <w:pPr>
         <w:pStyle w:val="Heading2"/>
       </w:pPr>
+      <w:bookmarkStart w:id="27" w:name="_Toc233722186"/>
       <w:r>
         <w:t>6.3. Feature 3: Update employee information (Admin only)</w:t>
       </w:r>
+      <w:bookmarkEnd w:id="27"/>
     </w:p>
     <w:p>
       <w:r>
@@ -4661,11 +8284,14 @@
     <w:p>
       <w:pPr>
         <w:pStyle w:val="Heading2"/>
+        <w:jc w:val="center"/>
       </w:pPr>
+      <w:bookmarkStart w:id="28" w:name="_Toc233722187"/>
       <w:r>
         <w:rPr>
           <w:rFonts w:ascii="Calibri" w:eastAsiaTheme="minorEastAsia" w:hAnsi="Calibri" w:cstheme="minorBidi"/>
           <w:bCs w:val="0"/>
+          <w:noProof/>
           <w:color w:val="C00000"/>
           <w:sz w:val="22"/>
           <w:szCs w:val="22"/>
@@ -4708,18 +8334,9 @@
         </w:drawing>
       </w:r>
       <w:r>
-        <w:rPr>
-          <w:rFonts w:ascii="Calibri" w:eastAsiaTheme="minorEastAsia" w:hAnsi="Calibri" w:cstheme="minorBidi"/>
-          <w:bCs w:val="0"/>
-          <w:color w:val="C00000"/>
-          <w:sz w:val="22"/>
-          <w:szCs w:val="22"/>
-        </w:rPr>
-        <w:t xml:space="preserve"> </w:t>
-      </w:r>
-      <w:r>
         <w:t>6.4. Feature 4: Remove an employee by ID (Admin only)</w:t>
       </w:r>
+      <w:bookmarkEnd w:id="28"/>
     </w:p>
     <w:p>
       <w:r>
@@ -4729,11 +8346,14 @@
     <w:p>
       <w:pPr>
         <w:pStyle w:val="Heading2"/>
+        <w:jc w:val="center"/>
       </w:pPr>
+      <w:bookmarkStart w:id="29" w:name="_Toc233722188"/>
       <w:r>
         <w:rPr>
           <w:rFonts w:ascii="Calibri" w:eastAsiaTheme="minorEastAsia" w:hAnsi="Calibri" w:cstheme="minorBidi"/>
           <w:bCs w:val="0"/>
+          <w:noProof/>
           <w:color w:val="C00000"/>
           <w:sz w:val="22"/>
           <w:szCs w:val="22"/>
@@ -4775,50 +8395,23 @@
         </w:drawing>
       </w:r>
       <w:r>
-        <w:rPr>
-          <w:rFonts w:ascii="Calibri" w:eastAsiaTheme="minorEastAsia" w:hAnsi="Calibri" w:cstheme="minorBidi"/>
-          <w:bCs w:val="0"/>
-          <w:color w:val="C00000"/>
-          <w:sz w:val="22"/>
-          <w:szCs w:val="22"/>
-        </w:rPr>
-        <w:t xml:space="preserve"> </w:t>
+        <w:t>6.5. Feature 5: Search employees by attribute</w:t>
       </w:r>
+      <w:bookmarkEnd w:id="29"/>
+    </w:p>
+    <w:p>
       <w:r>
-        <w:t>6.5. Feature 5: Search employees by attribute</w:t>
+        <w:t>Enter 5 -&gt; Choose attribute (1.ID 2.Name 3.Role 4.Status) -&gt; Input keyword -&gt; Displays all matching employees (case-insensitive substring match).</w:t>
       </w:r>
     </w:p>
     <w:p>
+      <w:pPr>
+        <w:jc w:val="center"/>
+      </w:pPr>
       <w:r>
-        <w:t xml:space="preserve">Enter 5 -&gt; Choose attribute (1.ID </w:t>
-      </w:r>
-      <w:proofErr w:type="gramStart"/>
-      <w:r>
-        <w:t>2.Name</w:t>
-      </w:r>
-      <w:proofErr w:type="gramEnd"/>
-      <w:r>
-        <w:t xml:space="preserve"> </w:t>
-      </w:r>
-      <w:proofErr w:type="gramStart"/>
-      <w:r>
-        <w:t>3.Role</w:t>
-      </w:r>
-      <w:proofErr w:type="gramEnd"/>
-      <w:r>
-        <w:t xml:space="preserve"> </w:t>
-      </w:r>
-      <w:proofErr w:type="gramStart"/>
-      <w:r>
-        <w:t>4.Status</w:t>
-      </w:r>
-      <w:proofErr w:type="gramEnd"/>
-      <w:r>
-        <w:t>) -&gt; Input keyword -&gt; Displays all matching employees (case-insensitive substring match).</w:t>
-      </w:r>
-    </w:p>
-    <w:p>
-      <w:r>
+        <w:rPr>
+          <w:noProof/>
+        </w:rPr>
         <w:drawing>
           <wp:inline distT="0" distB="0" distL="0" distR="0" wp14:anchorId="03EE33BD" wp14:editId="6E49B0B9">
             <wp:extent cx="5486400" cy="1446530"/>
@@ -4860,9 +8453,11 @@
       <w:pPr>
         <w:pStyle w:val="Heading2"/>
       </w:pPr>
+      <w:bookmarkStart w:id="30" w:name="_Toc233722189"/>
       <w:r>
         <w:t>6.6. Feature 6: Calculate monthly payroll</w:t>
       </w:r>
+      <w:bookmarkEnd w:id="30"/>
     </w:p>
     <w:p>
       <w:r>
@@ -4870,7 +8465,13 @@
       </w:r>
     </w:p>
     <w:p>
+      <w:pPr>
+        <w:jc w:val="center"/>
+      </w:pPr>
       <w:r>
+        <w:rPr>
+          <w:noProof/>
+        </w:rPr>
         <w:lastRenderedPageBreak/>
         <w:drawing>
           <wp:inline distT="0" distB="0" distL="0" distR="0" wp14:anchorId="7F0D8BEB" wp14:editId="3E800D2F">
@@ -4913,9 +8514,11 @@
       <w:pPr>
         <w:pStyle w:val="Heading2"/>
       </w:pPr>
+      <w:bookmarkStart w:id="31" w:name="_Toc233722190"/>
       <w:r>
         <w:t>6.7. Feature 7: Display employee list</w:t>
       </w:r>
+      <w:bookmarkEnd w:id="31"/>
     </w:p>
     <w:p>
       <w:r>
@@ -4923,7 +8526,13 @@
       </w:r>
     </w:p>
     <w:p>
+      <w:pPr>
+        <w:jc w:val="center"/>
+      </w:pPr>
       <w:r>
+        <w:rPr>
+          <w:noProof/>
+        </w:rPr>
         <w:drawing>
           <wp:inline distT="0" distB="0" distL="0" distR="0" wp14:anchorId="3EA9080D" wp14:editId="022A0630">
             <wp:extent cx="5486400" cy="2732405"/>
@@ -4965,9 +8574,11 @@
       <w:pPr>
         <w:pStyle w:val="Heading2"/>
       </w:pPr>
+      <w:bookmarkStart w:id="32" w:name="_Toc233722191"/>
       <w:r>
         <w:t>6.8. Feature 8: Save data to file (Admin only)</w:t>
       </w:r>
+      <w:bookmarkEnd w:id="32"/>
     </w:p>
     <w:p>
       <w:r>
@@ -4975,7 +8586,13 @@
       </w:r>
     </w:p>
     <w:p>
+      <w:pPr>
+        <w:jc w:val="center"/>
+      </w:pPr>
       <w:r>
+        <w:rPr>
+          <w:noProof/>
+        </w:rPr>
         <w:lastRenderedPageBreak/>
         <w:drawing>
           <wp:inline distT="0" distB="0" distL="0" distR="0" wp14:anchorId="053543DB" wp14:editId="6778CB19">
@@ -5018,17 +8635,139 @@
       <w:pPr>
         <w:pStyle w:val="Heading2"/>
       </w:pPr>
+      <w:bookmarkStart w:id="33" w:name="_Toc233722192"/>
       <w:r>
-        <w:t>6.9. Feature 9: Quit program</w:t>
+        <w:t>6.9. Feature 9: Meal allowance management (Phu cap an)</w:t>
+      </w:r>
+      <w:bookmarkEnd w:id="33"/>
+    </w:p>
+    <w:p>
+      <w:r>
+        <w:t>Enter 9 -&gt; Opens the Meal Allowance sub-menu. The module first loads meal_allowances.txt, shows the unit price (30,000 / day), then loops its own 6-option menu:</w:t>
       </w:r>
     </w:p>
     <w:p>
+      <w:pPr>
+        <w:pStyle w:val="ListNumber"/>
+      </w:pPr>
       <w:r>
-        <w:t>Enter 9 -&gt; If unsaved changes are detected (dirty flag), prompts "Save before exit? (Y/N)". Then exits with "Goodbye!".</w:t>
+        <w:t>Create meal allowance - input id (ML-xxxx), employee id (must exist), month (MM/yyyy) and days (0-26); duplicates are rejected and the computed amount is shown.</w:t>
       </w:r>
     </w:p>
     <w:p>
+      <w:pPr>
+        <w:pStyle w:val="ListNumber"/>
+      </w:pPr>
       <w:r>
+        <w:t>Read - print all records in a table (ID | EmpID | Month | Day | Amount).</w:t>
+      </w:r>
+    </w:p>
+    <w:p>
+      <w:pPr>
+        <w:pStyle w:val="ListNumber"/>
+      </w:pPr>
+      <w:r>
+        <w:t>Update days - input id, then new days; the amount is recalculated automatically.</w:t>
+      </w:r>
+    </w:p>
+    <w:p>
+      <w:pPr>
+        <w:pStyle w:val="ListNumber"/>
+      </w:pPr>
+      <w:r>
+        <w:t>Delete by id - input id, then confirm (Y/N).</w:t>
+      </w:r>
+    </w:p>
+    <w:p>
+      <w:pPr>
+        <w:pStyle w:val="ListNumber"/>
+      </w:pPr>
+      <w:r>
+        <w:t>Save to file - write all records to meal_allowances.txt.</w:t>
+      </w:r>
+    </w:p>
+    <w:p>
+      <w:pPr>
+        <w:pStyle w:val="ListNumber"/>
+      </w:pPr>
+      <w:r>
+        <w:t>Back to main menu - prompts to save if there are unsaved changes.</w:t>
+      </w:r>
+    </w:p>
+    <w:p>
+      <w:pPr>
+        <w:jc w:val="center"/>
+        <w:rPr>
+          <w:b/>
+          <w:color w:val="C00000"/>
+        </w:rPr>
+      </w:pPr>
+      <w:r>
+        <w:rPr>
+          <w:b/>
+          <w:noProof/>
+          <w:color w:val="C00000"/>
+        </w:rPr>
+        <w:drawing>
+          <wp:inline distT="0" distB="0" distL="0" distR="0" wp14:anchorId="250F3873" wp14:editId="53F54DB2">
+            <wp:extent cx="4332628" cy="2607197"/>
+            <wp:effectExtent l="0" t="0" r="0" b="3175"/>
+            <wp:docPr id="222828033" name="Picture 1"/>
+            <wp:cNvGraphicFramePr>
+              <a:graphicFrameLocks xmlns:a="http://schemas.openxmlformats.org/drawingml/2006/main" noChangeAspect="1"/>
+            </wp:cNvGraphicFramePr>
+            <a:graphic xmlns:a="http://schemas.openxmlformats.org/drawingml/2006/main">
+              <a:graphicData uri="http://schemas.openxmlformats.org/drawingml/2006/picture">
+                <pic:pic xmlns:pic="http://schemas.openxmlformats.org/drawingml/2006/picture">
+                  <pic:nvPicPr>
+                    <pic:cNvPr id="222828033" name=""/>
+                    <pic:cNvPicPr/>
+                  </pic:nvPicPr>
+                  <pic:blipFill>
+                    <a:blip r:embed="rId19"/>
+                    <a:stretch>
+                      <a:fillRect/>
+                    </a:stretch>
+                  </pic:blipFill>
+                  <pic:spPr>
+                    <a:xfrm>
+                      <a:off x="0" y="0"/>
+                      <a:ext cx="4332628" cy="2607197"/>
+                    </a:xfrm>
+                    <a:prstGeom prst="rect">
+                      <a:avLst/>
+                    </a:prstGeom>
+                  </pic:spPr>
+                </pic:pic>
+              </a:graphicData>
+            </a:graphic>
+          </wp:inline>
+        </w:drawing>
+      </w:r>
+    </w:p>
+    <w:p>
+      <w:pPr>
+        <w:pStyle w:val="Heading2"/>
+      </w:pPr>
+      <w:bookmarkStart w:id="34" w:name="_Toc233722193"/>
+      <w:r>
+        <w:t>6.10. Feature 10: Quit program</w:t>
+      </w:r>
+      <w:bookmarkEnd w:id="34"/>
+    </w:p>
+    <w:p>
+      <w:r>
+        <w:t>Enter 10 -&gt; If unsaved changes are detected (dirty flag), prompts "Save before exit? (Y/N)". Then exits with "Goodbye!".</w:t>
+      </w:r>
+    </w:p>
+    <w:p>
+      <w:pPr>
+        <w:jc w:val="center"/>
+      </w:pPr>
+      <w:r>
+        <w:rPr>
+          <w:noProof/>
+        </w:rPr>
         <w:drawing>
           <wp:inline distT="0" distB="0" distL="0" distR="0" wp14:anchorId="699D8328" wp14:editId="5ABD7E95">
             <wp:extent cx="4086795" cy="1638529"/>
@@ -5045,7 +8784,7 @@
                     <pic:cNvPicPr/>
                   </pic:nvPicPr>
                   <pic:blipFill>
-                    <a:blip r:embed="rId19"/>
+                    <a:blip r:embed="rId20"/>
                     <a:stretch>
                       <a:fillRect/>
                     </a:stretch>
@@ -5070,9 +8809,12 @@
       <w:pPr>
         <w:pStyle w:val="Heading1"/>
       </w:pPr>
+      <w:bookmarkStart w:id="35" w:name="_Toc233722194"/>
       <w:r>
+        <w:lastRenderedPageBreak/>
         <w:t>7. OOP Concepts Applied</w:t>
       </w:r>
+      <w:bookmarkEnd w:id="35"/>
     </w:p>
     <w:tbl>
       <w:tblPr>
@@ -5353,29 +9095,68 @@
           </w:p>
         </w:tc>
       </w:tr>
+      <w:tr>
+        <w:trPr>
+          <w:jc w:val="center"/>
+        </w:trPr>
+        <w:tc>
+          <w:tcPr>
+            <w:tcW w:w="2880" w:type="dxa"/>
+          </w:tcPr>
+          <w:p>
+            <w:r>
+              <w:t>Association / Dependency</w:t>
+            </w:r>
+          </w:p>
+        </w:tc>
+        <w:tc>
+          <w:tcPr>
+            <w:tcW w:w="2880" w:type="dxa"/>
+          </w:tcPr>
+          <w:p>
+            <w:r>
+              <w:t>One manager uses another to validate references</w:t>
+            </w:r>
+          </w:p>
+        </w:tc>
+        <w:tc>
+          <w:tcPr>
+            <w:tcW w:w="2880" w:type="dxa"/>
+          </w:tcPr>
+          <w:p>
+            <w:r>
+              <w:t>MealAllowanceManager -&gt; EmployeeManager.exists() before creating a record</w:t>
+            </w:r>
+          </w:p>
+        </w:tc>
+      </w:tr>
     </w:tbl>
     <w:p>
       <w:pPr>
         <w:pStyle w:val="Heading1"/>
       </w:pPr>
+      <w:bookmarkStart w:id="36" w:name="_Toc233722195"/>
       <w:r>
         <w:t>8. Conclusion</w:t>
       </w:r>
+      <w:bookmarkEnd w:id="36"/>
     </w:p>
     <w:p>
       <w:pPr>
         <w:pStyle w:val="Heading2"/>
       </w:pPr>
+      <w:bookmarkStart w:id="37" w:name="_Toc233722196"/>
       <w:r>
         <w:t>8.1. Achievements</w:t>
       </w:r>
+      <w:bookmarkEnd w:id="37"/>
     </w:p>
     <w:p>
       <w:pPr>
         <w:pStyle w:val="ListBullet"/>
       </w:pPr>
       <w:r>
-        <w:t>Implemented all 9 features for employee management and payroll.</w:t>
+        <w:t>Implemented all core features for employee management and payroll (Features 1-8, 10).</w:t>
       </w:r>
     </w:p>
     <w:p>
@@ -5428,12 +9209,21 @@
     </w:p>
     <w:p>
       <w:pPr>
+        <w:pStyle w:val="ListBullet"/>
+      </w:pPr>
+      <w:r>
+        <w:t>Added a Meal Allowance (Phu cap an) module: its own CRUD sub-menu, ML-id and MM/yyyy validation, composite-key uniqueness (employee + month), amount = days x 30,000, and a check that the linked employee exists.</w:t>
+      </w:r>
+    </w:p>
+    <w:p>
+      <w:pPr>
         <w:pStyle w:val="Heading2"/>
       </w:pPr>
+      <w:bookmarkStart w:id="38" w:name="_Toc233722197"/>
       <w:r>
-        <w:lastRenderedPageBreak/>
         <w:t>8.2. Challenges &amp; Solutions</w:t>
       </w:r>
+      <w:bookmarkEnd w:id="38"/>
     </w:p>
     <w:tbl>
       <w:tblPr>
@@ -5630,6 +9420,57 @@
                 <w:sz w:val="20"/>
               </w:rPr>
               <w:t>Locale.setDefault(Locale.US)</w:t>
+            </w:r>
+          </w:p>
+        </w:tc>
+      </w:tr>
+      <w:tr>
+        <w:trPr>
+          <w:jc w:val="center"/>
+        </w:trPr>
+        <w:tc>
+          <w:tcPr>
+            <w:tcW w:w="4320" w:type="dxa"/>
+          </w:tcPr>
+          <w:p>
+            <w:r>
+              <w:t>Linking a meal allowance to an existing employee</w:t>
+            </w:r>
+          </w:p>
+        </w:tc>
+        <w:tc>
+          <w:tcPr>
+            <w:tcW w:w="4320" w:type="dxa"/>
+          </w:tcPr>
+          <w:p>
+            <w:r>
+              <w:t>MealAllowanceManager keeps a reference to EmployeeManager and checks exists(employeeId) before creating</w:t>
+            </w:r>
+          </w:p>
+        </w:tc>
+      </w:tr>
+      <w:tr>
+        <w:trPr>
+          <w:jc w:val="center"/>
+        </w:trPr>
+        <w:tc>
+          <w:tcPr>
+            <w:tcW w:w="4320" w:type="dxa"/>
+          </w:tcPr>
+          <w:p>
+            <w:r>
+              <w:lastRenderedPageBreak/>
+              <w:t>Preventing duplicate meal allowance per month</w:t>
+            </w:r>
+          </w:p>
+        </w:tc>
+        <w:tc>
+          <w:tcPr>
+            <w:tcW w:w="4320" w:type="dxa"/>
+          </w:tcPr>
+          <w:p>
+            <w:r>
+              <w:t>Composite key (employeeId, month) via equals()/hashCode() + existsKey() check</w:t>
             </w:r>
           </w:p>
         </w:tc>
@@ -7170,7 +11011,6 @@
     <w:basedOn w:val="Heading1"/>
     <w:next w:val="Normal"/>
     <w:uiPriority w:val="39"/>
-    <w:semiHidden/>
     <w:unhideWhenUsed/>
     <w:qFormat/>
     <w:rsid w:val="00FC693F"/>
@@ -17231,6 +21071,55 @@
         <w:shd w:val="clear" w:color="auto" w:fill="FBCAA2" w:themeFill="accent6" w:themeFillTint="7F"/>
       </w:tcPr>
     </w:tblStylePr>
+  </w:style>
+  <w:style w:type="paragraph" w:styleId="TOC1">
+    <w:name w:val="toc 1"/>
+    <w:basedOn w:val="Normal"/>
+    <w:next w:val="Normal"/>
+    <w:autoRedefine/>
+    <w:uiPriority w:val="39"/>
+    <w:unhideWhenUsed/>
+    <w:rsid w:val="002772B2"/>
+    <w:pPr>
+      <w:spacing w:after="100"/>
+    </w:pPr>
+  </w:style>
+  <w:style w:type="paragraph" w:styleId="TOC2">
+    <w:name w:val="toc 2"/>
+    <w:basedOn w:val="Normal"/>
+    <w:next w:val="Normal"/>
+    <w:autoRedefine/>
+    <w:uiPriority w:val="39"/>
+    <w:unhideWhenUsed/>
+    <w:rsid w:val="002772B2"/>
+    <w:pPr>
+      <w:spacing w:after="100"/>
+      <w:ind w:left="220"/>
+    </w:pPr>
+  </w:style>
+  <w:style w:type="paragraph" w:styleId="TOC3">
+    <w:name w:val="toc 3"/>
+    <w:basedOn w:val="Normal"/>
+    <w:next w:val="Normal"/>
+    <w:autoRedefine/>
+    <w:uiPriority w:val="39"/>
+    <w:unhideWhenUsed/>
+    <w:rsid w:val="002772B2"/>
+    <w:pPr>
+      <w:spacing w:after="100"/>
+      <w:ind w:left="440"/>
+    </w:pPr>
+  </w:style>
+  <w:style w:type="character" w:styleId="Hyperlink">
+    <w:name w:val="Hyperlink"/>
+    <w:basedOn w:val="DefaultParagraphFont"/>
+    <w:uiPriority w:val="99"/>
+    <w:unhideWhenUsed/>
+    <w:rsid w:val="002772B2"/>
+    <w:rPr>
+      <w:color w:val="0000FF" w:themeColor="hyperlink"/>
+      <w:u w:val="single"/>
+    </w:rPr>
   </w:style>
 </w:styles>
 </file>
